--- a/ProjectProposal.docx
+++ b/ProjectProposal.docx
@@ -2,17 +2,26 @@
 <file path=word/document.xml><?xml version="1.0" encoding="utf-8"?>
 <w:document xmlns:wpc="http://schemas.microsoft.com/office/word/2010/wordprocessingCanvas" xmlns:cx="http://schemas.microsoft.com/office/drawing/2014/chartex" xmlns:cx1="http://schemas.microsoft.com/office/drawing/2015/9/8/chartex" xmlns:cx2="http://schemas.microsoft.com/office/drawing/2015/10/21/chartex" xmlns:cx3="http://schemas.microsoft.com/office/drawing/2016/5/9/chartex" xmlns:cx4="http://schemas.microsoft.com/office/drawing/2016/5/10/chartex" xmlns:cx5="http://schemas.microsoft.com/office/drawing/2016/5/11/chartex" xmlns:cx6="http://schemas.microsoft.com/office/drawing/2016/5/12/chartex" xmlns:cx7="http://schemas.microsoft.com/office/drawing/2016/5/13/chartex" xmlns:cx8="http://schemas.microsoft.com/office/drawing/2016/5/14/chartex" xmlns:mc="http://schemas.openxmlformats.org/markup-compatibility/2006" xmlns:aink="http://schemas.microsoft.com/office/drawing/2016/ink" xmlns:am3d="http://schemas.microsoft.com/office/drawing/2017/model3d" xmlns:o="urn:schemas-microsoft-com:office:office" xmlns:oel="http://schemas.microsoft.com/office/2019/extlst" xmlns:r="http://schemas.openxmlformats.org/officeDocument/2006/relationships" xmlns:m="http://schemas.openxmlformats.org/officeDocument/2006/math" xmlns:v="urn:schemas-microsoft-com:vml" xmlns:wp14="http://schemas.microsoft.com/office/word/2010/wordprocessingDrawing" xmlns:wp="http://schemas.openxmlformats.org/drawingml/2006/wordprocessingDrawing" xmlns:w10="urn:schemas-microsoft-com:office:word" xmlns:w="http://schemas.openxmlformats.org/wordprocessingml/2006/main" xmlns:w14="http://schemas.microsoft.com/office/word/2010/wordml" xmlns:w15="http://schemas.microsoft.com/office/word/2012/wordml" xmlns:w16cex="http://schemas.microsoft.com/office/word/2018/wordml/cex" xmlns:w16cid="http://schemas.microsoft.com/office/word/2016/wordml/cid" xmlns:w16="http://schemas.microsoft.com/office/word/2018/wordml" xmlns:w16du="http://schemas.microsoft.com/office/word/2023/wordml/word16du" xmlns:w16sdtdh="http://schemas.microsoft.com/office/word/2020/wordml/sdtdatahash" xmlns:w16sdtfl="http://schemas.microsoft.com/office/word/2024/wordml/sdtformatlock" xmlns:w16se="http://schemas.microsoft.com/office/word/2015/wordml/symex" xmlns:wpg="http://schemas.microsoft.com/office/word/2010/wordprocessingGroup" xmlns:wpi="http://schemas.microsoft.com/office/word/2010/wordprocessingInk" xmlns:wne="http://schemas.microsoft.com/office/word/2006/wordml" xmlns:wps="http://schemas.microsoft.com/office/word/2010/wordprocessingShape" mc:Ignorable="w14 w15 w16se w16cid w16 w16cex w16sdtdh w16sdtfl w16du wp14">
   <w:body>
+    <w:p/>
+    <w:p/>
+    <w:p/>
     <w:p>
       <w:pPr>
         <w:rPr>
           <w:b/>
           <w:bCs/>
+          <w:color w:val="000000" w:themeColor="text1"/>
+          <w:sz w:val="28"/>
+          <w:szCs w:val="28"/>
         </w:rPr>
       </w:pPr>
       <w:r>
         <w:rPr>
           <w:b/>
           <w:bCs/>
+          <w:color w:val="000000" w:themeColor="text1"/>
+          <w:sz w:val="28"/>
+          <w:szCs w:val="28"/>
         </w:rPr>
         <w:t>1 - Company Name and Description.</w:t>
       </w:r>
@@ -22,12 +31,18 @@
         <w:rPr>
           <w:b/>
           <w:bCs/>
+          <w:color w:val="000000" w:themeColor="text1"/>
+          <w:sz w:val="28"/>
+          <w:szCs w:val="28"/>
         </w:rPr>
       </w:pPr>
       <w:r>
         <w:rPr>
           <w:b/>
           <w:bCs/>
+          <w:color w:val="000000" w:themeColor="text1"/>
+          <w:sz w:val="28"/>
+          <w:szCs w:val="28"/>
         </w:rPr>
         <w:t>2 - Program Purpose.</w:t>
       </w:r>
@@ -37,12 +52,18 @@
         <w:rPr>
           <w:b/>
           <w:bCs/>
+          <w:color w:val="000000" w:themeColor="text1"/>
+          <w:sz w:val="28"/>
+          <w:szCs w:val="28"/>
         </w:rPr>
       </w:pPr>
       <w:r>
         <w:rPr>
           <w:b/>
           <w:bCs/>
+          <w:color w:val="000000" w:themeColor="text1"/>
+          <w:sz w:val="28"/>
+          <w:szCs w:val="28"/>
         </w:rPr>
         <w:t>3 - Planned Features.</w:t>
       </w:r>
@@ -50,16 +71,28 @@
     <w:p>
       <w:pPr>
         <w:rPr>
+          <w:color w:val="000000" w:themeColor="text1"/>
+          <w:sz w:val="28"/>
+          <w:szCs w:val="28"/>
+        </w:rPr>
+      </w:pPr>
+      <w:r>
+        <w:rPr>
           <w:b/>
           <w:bCs/>
-        </w:rPr>
-      </w:pPr>
+          <w:color w:val="000000" w:themeColor="text1"/>
+          <w:sz w:val="28"/>
+          <w:szCs w:val="28"/>
+        </w:rPr>
+        <w:t>4 - UML Class Diagram</w:t>
+      </w:r>
       <w:r>
         <w:rPr>
-          <w:b/>
-          <w:bCs/>
-        </w:rPr>
-        <w:t>4 - UML Class Diagram.</w:t>
+          <w:color w:val="000000" w:themeColor="text1"/>
+          <w:sz w:val="28"/>
+          <w:szCs w:val="28"/>
+        </w:rPr>
+        <w:t>.</w:t>
       </w:r>
     </w:p>
     <w:p>
@@ -67,39 +100,21 @@
         <w:rPr>
           <w:b/>
           <w:bCs/>
+          <w:sz w:val="28"/>
+          <w:szCs w:val="28"/>
         </w:rPr>
       </w:pPr>
-    </w:p>
-    <w:p>
-      <w:pPr>
-        <w:jc w:val="center"/>
+      <w:r>
         <w:rPr>
           <w:b/>
           <w:bCs/>
-        </w:rPr>
-      </w:pPr>
+          <w:sz w:val="28"/>
+          <w:szCs w:val="28"/>
+        </w:rPr>
+        <w:t xml:space="preserve">Company Name: </w:t>
+      </w:r>
       <w:r>
         <w:rPr>
-          <w:b/>
-          <w:bCs/>
-        </w:rPr>
-        <w:t>Company Name:</w:t>
-      </w:r>
-    </w:p>
-    <w:p>
-      <w:pPr>
-        <w:jc w:val="center"/>
-        <w:rPr>
-          <w:b/>
-          <w:bCs/>
-          <w:sz w:val="28"/>
-          <w:szCs w:val="28"/>
-        </w:rPr>
-      </w:pPr>
-      <w:r>
-        <w:rPr>
-          <w:b/>
-          <w:bCs/>
           <w:sz w:val="28"/>
           <w:szCs w:val="28"/>
         </w:rPr>
@@ -109,527 +124,766 @@
     <w:p>
       <w:pPr>
         <w:rPr>
+          <w:sz w:val="28"/>
+          <w:szCs w:val="28"/>
+        </w:rPr>
+      </w:pPr>
+      <w:r>
+        <w:rPr>
           <w:b/>
           <w:bCs/>
           <w:sz w:val="28"/>
           <w:szCs w:val="28"/>
         </w:rPr>
-      </w:pPr>
-    </w:p>
-    <w:p>
+        <w:t xml:space="preserve">Company Description: </w:t>
+      </w:r>
       <w:r>
-        <w:t>Company Description:</w:t>
+        <w:rPr>
+          <w:sz w:val="28"/>
+          <w:szCs w:val="28"/>
+        </w:rPr>
+        <w:t>She Leads Tomorrow is a nonprofit organization that supports Afghan women and girls through educational and leadership opportunities. The organization manages members, volunteers, and leadership roles. The proposed Java program will help organize and manage member information.</w:t>
       </w:r>
     </w:p>
     <w:p>
+      <w:pPr>
+        <w:rPr>
+          <w:sz w:val="28"/>
+          <w:szCs w:val="28"/>
+        </w:rPr>
+      </w:pPr>
       <w:r>
-        <w:t>She Leads Tomorrow is a nonprofit organization that supports Afghan women and girls through educational and leadership opportunities. The organization manages members, volunteers, and leadership roles. The proposed Java program will help organize and manage member information.</w:t>
-      </w:r>
-    </w:p>
-    <w:p/>
-    <w:p>
-      <w:pPr>
-        <w:jc w:val="center"/>
         <w:rPr>
           <w:b/>
           <w:bCs/>
-        </w:rPr>
-      </w:pPr>
+          <w:sz w:val="28"/>
+          <w:szCs w:val="28"/>
+        </w:rPr>
+        <w:t>Program Purpose:</w:t>
+      </w:r>
       <w:r>
         <w:rPr>
-          <w:b/>
-          <w:bCs/>
-        </w:rPr>
-        <w:t>Program Purpose:</w:t>
+          <w:sz w:val="28"/>
+          <w:szCs w:val="28"/>
+        </w:rPr>
+        <w:t xml:space="preserve"> This Java program will manage members of She Leads Tomorrow. It will store member information, track their roles, and organize member records. The program will allow users to add, view, and search member information. It will also export member data to a CSV file for future use.</w:t>
       </w:r>
     </w:p>
     <w:p>
+      <w:pPr>
+        <w:rPr>
+          <w:sz w:val="28"/>
+          <w:szCs w:val="28"/>
+        </w:rPr>
+      </w:pPr>
       <w:r>
-        <w:t>This Java program will manage members of She Leads Tomorrow. It will store member information, track their roles, and organize member records. The program will allow users to add, view, and search member information. It will also export member data to a CSV file for future use.</w:t>
-      </w:r>
-    </w:p>
-    <w:p/>
-    <w:p>
-      <w:pPr>
-        <w:jc w:val="center"/>
         <w:rPr>
           <w:b/>
           <w:bCs/>
-        </w:rPr>
-      </w:pPr>
+          <w:sz w:val="28"/>
+          <w:szCs w:val="28"/>
+        </w:rPr>
+        <w:t>Planned Features:</w:t>
+      </w:r>
       <w:r>
         <w:rPr>
-          <w:b/>
-          <w:bCs/>
-        </w:rPr>
-        <w:t>Planned Features:</w:t>
+          <w:sz w:val="28"/>
+          <w:szCs w:val="28"/>
+        </w:rPr>
+        <w:t xml:space="preserve"> The program will include the following features:</w:t>
       </w:r>
     </w:p>
     <w:p>
+      <w:pPr>
+        <w:rPr>
+          <w:sz w:val="28"/>
+          <w:szCs w:val="28"/>
+        </w:rPr>
+      </w:pPr>
       <w:r>
-        <w:t>The program will include the following features:</w:t>
-      </w:r>
-    </w:p>
-    <w:p>
-      <w:r>
+        <w:rPr>
+          <w:sz w:val="28"/>
+          <w:szCs w:val="28"/>
+        </w:rPr>
         <w:t>1. Add a new member.</w:t>
       </w:r>
     </w:p>
     <w:p>
+      <w:pPr>
+        <w:rPr>
+          <w:sz w:val="28"/>
+          <w:szCs w:val="28"/>
+        </w:rPr>
+      </w:pPr>
       <w:r>
+        <w:rPr>
+          <w:sz w:val="28"/>
+          <w:szCs w:val="28"/>
+        </w:rPr>
         <w:t>2. View all members.</w:t>
       </w:r>
     </w:p>
     <w:p>
+      <w:pPr>
+        <w:rPr>
+          <w:sz w:val="28"/>
+          <w:szCs w:val="28"/>
+        </w:rPr>
+      </w:pPr>
       <w:r>
+        <w:rPr>
+          <w:sz w:val="28"/>
+          <w:szCs w:val="28"/>
+        </w:rPr>
         <w:t>3. Search for a member by ID.</w:t>
       </w:r>
     </w:p>
     <w:p>
+      <w:pPr>
+        <w:rPr>
+          <w:sz w:val="28"/>
+          <w:szCs w:val="28"/>
+        </w:rPr>
+      </w:pPr>
       <w:r>
+        <w:rPr>
+          <w:sz w:val="28"/>
+          <w:szCs w:val="28"/>
+        </w:rPr>
         <w:t>4. Assign a member role.</w:t>
       </w:r>
     </w:p>
     <w:p>
+      <w:pPr>
+        <w:rPr>
+          <w:sz w:val="28"/>
+          <w:szCs w:val="28"/>
+        </w:rPr>
+      </w:pPr>
       <w:r>
+        <w:rPr>
+          <w:sz w:val="28"/>
+          <w:szCs w:val="28"/>
+        </w:rPr>
         <w:t>5. Export member information to a CSV file.</w:t>
       </w:r>
     </w:p>
     <w:p/>
     <w:p>
-      <w:pPr>
-        <w:jc w:val="center"/>
-        <w:rPr>
-          <w:b/>
-          <w:bCs/>
-          <w:sz w:val="28"/>
-          <w:szCs w:val="28"/>
-        </w:rPr>
-      </w:pPr>
       <w:r>
-        <w:rPr>
-          <w:b/>
-          <w:bCs/>
-          <w:sz w:val="28"/>
-          <w:szCs w:val="28"/>
-        </w:rPr>
-        <w:lastRenderedPageBreak/>
-        <w:t>UML Class Diagram</w:t>
+        <w:br w:type="page"/>
       </w:r>
     </w:p>
+    <w:p/>
+    <w:p/>
     <w:tbl>
       <w:tblPr>
         <w:tblStyle w:val="TableGrid"/>
-        <w:tblpPr w:leftFromText="180" w:rightFromText="180" w:vertAnchor="text" w:horzAnchor="margin" w:tblpY="4677"/>
+        <w:tblpPr w:leftFromText="180" w:rightFromText="180" w:vertAnchor="page" w:horzAnchor="margin" w:tblpXSpec="center" w:tblpY="1583"/>
         <w:tblW w:w="0" w:type="auto"/>
-        <w:tblBorders>
-          <w:top w:val="single" w:sz="12" w:space="0" w:color="auto"/>
-          <w:left w:val="single" w:sz="12" w:space="0" w:color="auto"/>
-          <w:bottom w:val="single" w:sz="12" w:space="0" w:color="auto"/>
-          <w:right w:val="single" w:sz="12" w:space="0" w:color="auto"/>
-          <w:insideH w:val="single" w:sz="12" w:space="0" w:color="auto"/>
-          <w:insideV w:val="single" w:sz="12" w:space="0" w:color="auto"/>
-        </w:tblBorders>
         <w:tblLook w:val="04A0" w:firstRow="1" w:lastRow="0" w:firstColumn="1" w:lastColumn="0" w:noHBand="0" w:noVBand="1"/>
       </w:tblPr>
       <w:tblGrid>
-        <w:gridCol w:w="2755"/>
+        <w:gridCol w:w="4945"/>
       </w:tblGrid>
       <w:tr>
         <w:trPr>
-          <w:trHeight w:val="552"/>
+          <w:trHeight w:val="440"/>
         </w:trPr>
         <w:tc>
           <w:tcPr>
-            <w:tcW w:w="2755" w:type="dxa"/>
-            <w:shd w:val="clear" w:color="auto" w:fill="A5A5A5" w:themeFill="accent3"/>
+            <w:tcW w:w="4945" w:type="dxa"/>
           </w:tcPr>
           <w:p>
             <w:pPr>
+              <w:jc w:val="center"/>
+              <w:rPr>
+                <w:b/>
+                <w:bCs/>
+                <w:sz w:val="32"/>
+                <w:szCs w:val="32"/>
+              </w:rPr>
+            </w:pPr>
+            <w:r>
               <w:rPr>
                 <w:b/>
                 <w:bCs/>
                 <w:sz w:val="28"/>
                 <w:szCs w:val="28"/>
               </w:rPr>
-            </w:pPr>
-            <w:r>
-              <w:rPr>
-                <w:b/>
-                <w:bCs/>
-                <w:sz w:val="28"/>
-                <w:szCs w:val="28"/>
-              </w:rPr>
-              <w:t>Volunteer</w:t>
+              <w:t>Member</w:t>
             </w:r>
           </w:p>
         </w:tc>
       </w:tr>
       <w:tr>
-        <w:trPr>
-          <w:trHeight w:val="552"/>
-        </w:trPr>
         <w:tc>
           <w:tcPr>
-            <w:tcW w:w="2755" w:type="dxa"/>
-            <w:shd w:val="clear" w:color="auto" w:fill="E7E6E6" w:themeFill="background2"/>
+            <w:tcW w:w="4945" w:type="dxa"/>
           </w:tcPr>
           <w:p>
             <w:pPr>
-              <w:pStyle w:val="ListParagraph"/>
-              <w:numPr>
-                <w:ilvl w:val="0"/>
-                <w:numId w:val="1"/>
-              </w:numPr>
-              <w:rPr>
-                <w:b/>
-                <w:bCs/>
+              <w:rPr>
+                <w:sz w:val="22"/>
+                <w:szCs w:val="22"/>
               </w:rPr>
             </w:pPr>
             <w:r>
               <w:rPr>
-                <w:b/>
-                <w:bCs/>
-              </w:rPr>
-              <w:t>Volunteer H</w:t>
-            </w:r>
-            <w:r>
-              <w:rPr>
-                <w:b/>
-                <w:bCs/>
-              </w:rPr>
-              <w:t>ours</w:t>
+                <w:sz w:val="22"/>
+                <w:szCs w:val="22"/>
+              </w:rPr>
+              <w:t xml:space="preserve">– </w:t>
+            </w:r>
+            <w:proofErr w:type="spellStart"/>
+            <w:r>
+              <w:rPr>
+                <w:sz w:val="22"/>
+                <w:szCs w:val="22"/>
+              </w:rPr>
+              <w:t>memberId</w:t>
+            </w:r>
+            <w:proofErr w:type="spellEnd"/>
+            <w:r>
+              <w:rPr>
+                <w:sz w:val="22"/>
+                <w:szCs w:val="22"/>
+              </w:rPr>
+              <w:t xml:space="preserve">: </w:t>
+            </w:r>
+            <w:r>
+              <w:rPr>
+                <w:sz w:val="22"/>
+                <w:szCs w:val="22"/>
+              </w:rPr>
+              <w:t>int</w:t>
+            </w:r>
+          </w:p>
+          <w:p>
+            <w:pPr>
+              <w:rPr>
+                <w:sz w:val="22"/>
+                <w:szCs w:val="22"/>
+              </w:rPr>
+            </w:pPr>
+            <w:r>
+              <w:rPr>
+                <w:sz w:val="22"/>
+                <w:szCs w:val="22"/>
+              </w:rPr>
+              <w:t xml:space="preserve">– </w:t>
+            </w:r>
+            <w:r>
+              <w:rPr>
+                <w:sz w:val="22"/>
+                <w:szCs w:val="22"/>
+              </w:rPr>
+              <w:t>name</w:t>
+            </w:r>
+            <w:r>
+              <w:rPr>
+                <w:sz w:val="22"/>
+                <w:szCs w:val="22"/>
+              </w:rPr>
+              <w:t>: String</w:t>
+            </w:r>
+          </w:p>
+          <w:p>
+            <w:pPr>
+              <w:rPr>
+                <w:sz w:val="22"/>
+                <w:szCs w:val="22"/>
+              </w:rPr>
+            </w:pPr>
+            <w:r>
+              <w:rPr>
+                <w:sz w:val="22"/>
+                <w:szCs w:val="22"/>
+              </w:rPr>
+              <w:t xml:space="preserve">– </w:t>
+            </w:r>
+            <w:r>
+              <w:rPr>
+                <w:sz w:val="22"/>
+                <w:szCs w:val="22"/>
+              </w:rPr>
+              <w:t>email</w:t>
+            </w:r>
+            <w:r>
+              <w:rPr>
+                <w:sz w:val="22"/>
+                <w:szCs w:val="22"/>
+              </w:rPr>
+              <w:t xml:space="preserve">: </w:t>
+            </w:r>
+            <w:r>
+              <w:rPr>
+                <w:sz w:val="22"/>
+                <w:szCs w:val="22"/>
+              </w:rPr>
+              <w:t>S</w:t>
+            </w:r>
+            <w:r>
+              <w:rPr>
+                <w:sz w:val="22"/>
+                <w:szCs w:val="22"/>
+              </w:rPr>
+              <w:t>tring</w:t>
+            </w:r>
+          </w:p>
+          <w:p>
+            <w:pPr>
+              <w:rPr>
+                <w:sz w:val="22"/>
+                <w:szCs w:val="22"/>
+              </w:rPr>
+            </w:pPr>
+            <w:r>
+              <w:rPr>
+                <w:sz w:val="22"/>
+                <w:szCs w:val="22"/>
+              </w:rPr>
+              <w:t xml:space="preserve">– </w:t>
+            </w:r>
+            <w:r>
+              <w:rPr>
+                <w:sz w:val="22"/>
+                <w:szCs w:val="22"/>
+              </w:rPr>
+              <w:t>phone</w:t>
+            </w:r>
+            <w:r>
+              <w:rPr>
+                <w:sz w:val="22"/>
+                <w:szCs w:val="22"/>
+              </w:rPr>
+              <w:t xml:space="preserve">: </w:t>
+            </w:r>
+            <w:r>
+              <w:rPr>
+                <w:sz w:val="22"/>
+                <w:szCs w:val="22"/>
+              </w:rPr>
+              <w:t>String</w:t>
             </w:r>
           </w:p>
         </w:tc>
       </w:tr>
       <w:tr>
-        <w:trPr>
-          <w:trHeight w:val="574"/>
-        </w:trPr>
         <w:tc>
           <w:tcPr>
-            <w:tcW w:w="2755" w:type="dxa"/>
-            <w:shd w:val="clear" w:color="auto" w:fill="E7E6E6" w:themeFill="background2"/>
+            <w:tcW w:w="4945" w:type="dxa"/>
           </w:tcPr>
           <w:p>
             <w:pPr>
               <w:rPr>
-                <w:b/>
-                <w:bCs/>
-                <w:sz w:val="28"/>
-                <w:szCs w:val="28"/>
+                <w:sz w:val="20"/>
+                <w:szCs w:val="20"/>
               </w:rPr>
             </w:pPr>
             <w:r>
               <w:rPr>
-                <w:b/>
-                <w:bCs/>
-                <w:sz w:val="28"/>
-                <w:szCs w:val="28"/>
+                <w:sz w:val="20"/>
+                <w:szCs w:val="20"/>
               </w:rPr>
               <w:t xml:space="preserve">+ </w:t>
             </w:r>
-            <w:proofErr w:type="spellStart"/>
             <w:proofErr w:type="gramStart"/>
             <w:r>
               <w:rPr>
-                <w:b/>
-                <w:bCs/>
-                <w:sz w:val="28"/>
-                <w:szCs w:val="28"/>
+                <w:sz w:val="20"/>
+                <w:szCs w:val="20"/>
+              </w:rPr>
+              <w:t>Member(</w:t>
+            </w:r>
+            <w:proofErr w:type="spellStart"/>
+            <w:proofErr w:type="gramEnd"/>
+            <w:r>
+              <w:rPr>
+                <w:sz w:val="20"/>
+                <w:szCs w:val="20"/>
+              </w:rPr>
+              <w:t>memberId:int</w:t>
+            </w:r>
+            <w:proofErr w:type="spellEnd"/>
+            <w:r>
+              <w:rPr>
+                <w:sz w:val="20"/>
+                <w:szCs w:val="20"/>
+              </w:rPr>
+              <w:t xml:space="preserve">, </w:t>
+            </w:r>
+            <w:proofErr w:type="spellStart"/>
+            <w:proofErr w:type="gramStart"/>
+            <w:r>
+              <w:rPr>
+                <w:sz w:val="20"/>
+                <w:szCs w:val="20"/>
+              </w:rPr>
+              <w:t>name:String</w:t>
+            </w:r>
+            <w:proofErr w:type="spellEnd"/>
+            <w:proofErr w:type="gramEnd"/>
+            <w:r>
+              <w:rPr>
+                <w:sz w:val="20"/>
+                <w:szCs w:val="20"/>
+              </w:rPr>
+              <w:t xml:space="preserve">, </w:t>
+            </w:r>
+            <w:proofErr w:type="spellStart"/>
+            <w:proofErr w:type="gramStart"/>
+            <w:r>
+              <w:rPr>
+                <w:sz w:val="20"/>
+                <w:szCs w:val="20"/>
+              </w:rPr>
+              <w:t>email:String</w:t>
+            </w:r>
+            <w:proofErr w:type="spellEnd"/>
+            <w:proofErr w:type="gramEnd"/>
+            <w:r>
+              <w:rPr>
+                <w:sz w:val="20"/>
+                <w:szCs w:val="20"/>
+              </w:rPr>
+              <w:t xml:space="preserve">, </w:t>
+            </w:r>
+            <w:proofErr w:type="spellStart"/>
+            <w:proofErr w:type="gramStart"/>
+            <w:r>
+              <w:rPr>
+                <w:sz w:val="20"/>
+                <w:szCs w:val="20"/>
+              </w:rPr>
+              <w:t>phone:String</w:t>
+            </w:r>
+            <w:proofErr w:type="spellEnd"/>
+            <w:proofErr w:type="gramEnd"/>
+            <w:r>
+              <w:rPr>
+                <w:sz w:val="20"/>
+                <w:szCs w:val="20"/>
+              </w:rPr>
+              <w:t>)</w:t>
+            </w:r>
+          </w:p>
+          <w:p>
+            <w:pPr>
+              <w:rPr>
+                <w:sz w:val="20"/>
+                <w:szCs w:val="20"/>
+              </w:rPr>
+            </w:pPr>
+            <w:r>
+              <w:rPr>
+                <w:sz w:val="20"/>
+                <w:szCs w:val="20"/>
+              </w:rPr>
+              <w:t xml:space="preserve">+ </w:t>
+            </w:r>
+            <w:proofErr w:type="spellStart"/>
+            <w:proofErr w:type="gramStart"/>
+            <w:r>
+              <w:rPr>
+                <w:sz w:val="20"/>
+                <w:szCs w:val="20"/>
               </w:rPr>
               <w:t>displayInfo</w:t>
             </w:r>
             <w:proofErr w:type="spellEnd"/>
             <w:r>
               <w:rPr>
-                <w:b/>
-                <w:bCs/>
-                <w:sz w:val="28"/>
-                <w:szCs w:val="28"/>
+                <w:sz w:val="20"/>
+                <w:szCs w:val="20"/>
               </w:rPr>
               <w:t>(</w:t>
             </w:r>
             <w:proofErr w:type="gramEnd"/>
             <w:r>
               <w:rPr>
-                <w:b/>
-                <w:bCs/>
-                <w:sz w:val="28"/>
-                <w:szCs w:val="28"/>
-              </w:rPr>
-              <w:t>)</w:t>
-            </w:r>
-          </w:p>
-        </w:tc>
-      </w:tr>
-    </w:tbl>
-    <w:tbl>
-      <w:tblPr>
-        <w:tblStyle w:val="TableGrid"/>
-        <w:tblpPr w:leftFromText="180" w:rightFromText="180" w:vertAnchor="text" w:horzAnchor="margin" w:tblpY="6752"/>
-        <w:tblW w:w="0" w:type="auto"/>
-        <w:tblBorders>
-          <w:top w:val="single" w:sz="12" w:space="0" w:color="auto"/>
-          <w:left w:val="single" w:sz="12" w:space="0" w:color="auto"/>
-          <w:bottom w:val="single" w:sz="12" w:space="0" w:color="auto"/>
-          <w:right w:val="single" w:sz="12" w:space="0" w:color="auto"/>
-          <w:insideH w:val="single" w:sz="12" w:space="0" w:color="auto"/>
-          <w:insideV w:val="single" w:sz="12" w:space="0" w:color="auto"/>
-        </w:tblBorders>
-        <w:tblLook w:val="04A0" w:firstRow="1" w:lastRow="0" w:firstColumn="1" w:lastColumn="0" w:noHBand="0" w:noVBand="1"/>
-      </w:tblPr>
-      <w:tblGrid>
-        <w:gridCol w:w="2743"/>
-      </w:tblGrid>
-      <w:tr>
-        <w:trPr>
-          <w:trHeight w:val="433"/>
-        </w:trPr>
-        <w:tc>
-          <w:tcPr>
-            <w:tcW w:w="2743" w:type="dxa"/>
-            <w:shd w:val="clear" w:color="auto" w:fill="A6A6A6" w:themeFill="background1" w:themeFillShade="A6"/>
-          </w:tcPr>
+                <w:sz w:val="20"/>
+                <w:szCs w:val="20"/>
+              </w:rPr>
+              <w:t>): void</w:t>
+            </w:r>
+          </w:p>
           <w:p>
             <w:pPr>
               <w:rPr>
-                <w:b/>
-                <w:bCs/>
-                <w:sz w:val="28"/>
-                <w:szCs w:val="28"/>
+                <w:sz w:val="20"/>
+                <w:szCs w:val="20"/>
               </w:rPr>
             </w:pPr>
             <w:r>
               <w:rPr>
-                <w:b/>
-                <w:bCs/>
-                <w:sz w:val="28"/>
-                <w:szCs w:val="28"/>
-              </w:rPr>
-              <w:t>Main</w:t>
-            </w:r>
-          </w:p>
-        </w:tc>
-      </w:tr>
-      <w:tr>
-        <w:trPr>
-          <w:trHeight w:val="433"/>
-        </w:trPr>
-        <w:tc>
-          <w:tcPr>
-            <w:tcW w:w="2743" w:type="dxa"/>
-            <w:shd w:val="clear" w:color="auto" w:fill="A6A6A6" w:themeFill="background1" w:themeFillShade="A6"/>
-          </w:tcPr>
+                <w:sz w:val="20"/>
+                <w:szCs w:val="20"/>
+              </w:rPr>
+              <w:t xml:space="preserve">+ </w:t>
+            </w:r>
+            <w:proofErr w:type="spellStart"/>
+            <w:proofErr w:type="gramStart"/>
+            <w:r>
+              <w:rPr>
+                <w:sz w:val="20"/>
+                <w:szCs w:val="20"/>
+              </w:rPr>
+              <w:t>getMemberId</w:t>
+            </w:r>
+            <w:proofErr w:type="spellEnd"/>
+            <w:r>
+              <w:rPr>
+                <w:sz w:val="20"/>
+                <w:szCs w:val="20"/>
+              </w:rPr>
+              <w:t>(</w:t>
+            </w:r>
+            <w:proofErr w:type="gramEnd"/>
+            <w:r>
+              <w:rPr>
+                <w:sz w:val="20"/>
+                <w:szCs w:val="20"/>
+              </w:rPr>
+              <w:t>): int</w:t>
+            </w:r>
+          </w:p>
           <w:p>
             <w:pPr>
               <w:rPr>
-                <w:b/>
-                <w:bCs/>
-                <w:sz w:val="28"/>
-                <w:szCs w:val="28"/>
+                <w:sz w:val="20"/>
+                <w:szCs w:val="20"/>
               </w:rPr>
             </w:pPr>
-          </w:p>
-        </w:tc>
-      </w:tr>
-      <w:tr>
-        <w:trPr>
-          <w:trHeight w:val="450"/>
-        </w:trPr>
-        <w:tc>
-          <w:tcPr>
-            <w:tcW w:w="2743" w:type="dxa"/>
-            <w:shd w:val="clear" w:color="auto" w:fill="A6A6A6" w:themeFill="background1" w:themeFillShade="A6"/>
-          </w:tcPr>
+            <w:r>
+              <w:rPr>
+                <w:sz w:val="20"/>
+                <w:szCs w:val="20"/>
+              </w:rPr>
+              <w:t xml:space="preserve">+ </w:t>
+            </w:r>
+            <w:proofErr w:type="spellStart"/>
+            <w:r>
+              <w:rPr>
+                <w:sz w:val="20"/>
+                <w:szCs w:val="20"/>
+              </w:rPr>
+              <w:t>setMemberId</w:t>
+            </w:r>
+            <w:proofErr w:type="spellEnd"/>
+            <w:r>
+              <w:rPr>
+                <w:sz w:val="20"/>
+                <w:szCs w:val="20"/>
+              </w:rPr>
+              <w:t>(</w:t>
+            </w:r>
+            <w:proofErr w:type="spellStart"/>
+            <w:r>
+              <w:rPr>
+                <w:sz w:val="20"/>
+                <w:szCs w:val="20"/>
+              </w:rPr>
+              <w:t>memberId:int</w:t>
+            </w:r>
+            <w:proofErr w:type="spellEnd"/>
+            <w:r>
+              <w:rPr>
+                <w:sz w:val="20"/>
+                <w:szCs w:val="20"/>
+              </w:rPr>
+              <w:t>): void</w:t>
+            </w:r>
+          </w:p>
           <w:p>
             <w:pPr>
               <w:rPr>
-                <w:b/>
-                <w:bCs/>
-                <w:sz w:val="28"/>
-                <w:szCs w:val="28"/>
+                <w:sz w:val="20"/>
+                <w:szCs w:val="20"/>
               </w:rPr>
             </w:pPr>
             <w:r>
               <w:rPr>
-                <w:b/>
-                <w:bCs/>
-                <w:sz w:val="28"/>
-                <w:szCs w:val="28"/>
-              </w:rPr>
-              <w:t>+ main(</w:t>
-            </w:r>
-            <w:proofErr w:type="spellStart"/>
-            <w:r>
-              <w:rPr>
-                <w:b/>
-                <w:bCs/>
-                <w:sz w:val="28"/>
-                <w:szCs w:val="28"/>
-              </w:rPr>
-              <w:t>arg</w:t>
-            </w:r>
-            <w:r>
-              <w:rPr>
-                <w:b/>
-                <w:bCs/>
-                <w:sz w:val="28"/>
-                <w:szCs w:val="28"/>
-              </w:rPr>
-              <w:t>s</w:t>
-            </w:r>
-            <w:proofErr w:type="spellEnd"/>
-            <w:r>
-              <w:rPr>
-                <w:b/>
-                <w:bCs/>
-                <w:sz w:val="28"/>
-                <w:szCs w:val="28"/>
-              </w:rPr>
-              <w:t>)</w:t>
+                <w:sz w:val="20"/>
+                <w:szCs w:val="20"/>
+              </w:rPr>
+              <w:t xml:space="preserve">+ </w:t>
+            </w:r>
+            <w:proofErr w:type="spellStart"/>
+            <w:proofErr w:type="gramStart"/>
+            <w:r>
+              <w:rPr>
+                <w:sz w:val="20"/>
+                <w:szCs w:val="20"/>
+              </w:rPr>
+              <w:t>getName</w:t>
+            </w:r>
+            <w:proofErr w:type="spellEnd"/>
+            <w:r>
+              <w:rPr>
+                <w:sz w:val="20"/>
+                <w:szCs w:val="20"/>
+              </w:rPr>
+              <w:t>(</w:t>
+            </w:r>
+            <w:proofErr w:type="gramEnd"/>
+            <w:r>
+              <w:rPr>
+                <w:sz w:val="20"/>
+                <w:szCs w:val="20"/>
+              </w:rPr>
+              <w:t>): String</w:t>
             </w:r>
           </w:p>
           <w:p>
             <w:pPr>
               <w:rPr>
-                <w:b/>
-                <w:bCs/>
-                <w:sz w:val="28"/>
-                <w:szCs w:val="28"/>
+                <w:sz w:val="20"/>
+                <w:szCs w:val="20"/>
               </w:rPr>
             </w:pPr>
-          </w:p>
-        </w:tc>
-      </w:tr>
-    </w:tbl>
-    <w:tbl>
-      <w:tblPr>
-        <w:tblStyle w:val="TableGrid"/>
-        <w:tblpPr w:leftFromText="180" w:rightFromText="180" w:vertAnchor="text" w:horzAnchor="margin" w:tblpXSpec="right" w:tblpY="4580"/>
-        <w:tblOverlap w:val="never"/>
-        <w:tblW w:w="0" w:type="auto"/>
-        <w:tblBorders>
-          <w:top w:val="single" w:sz="12" w:space="0" w:color="auto"/>
-          <w:left w:val="single" w:sz="12" w:space="0" w:color="auto"/>
-          <w:bottom w:val="single" w:sz="12" w:space="0" w:color="auto"/>
-          <w:right w:val="single" w:sz="12" w:space="0" w:color="auto"/>
-          <w:insideH w:val="single" w:sz="12" w:space="0" w:color="auto"/>
-          <w:insideV w:val="single" w:sz="12" w:space="0" w:color="auto"/>
-        </w:tblBorders>
-        <w:tblLook w:val="04A0" w:firstRow="1" w:lastRow="0" w:firstColumn="1" w:lastColumn="0" w:noHBand="0" w:noVBand="1"/>
-      </w:tblPr>
-      <w:tblGrid>
-        <w:gridCol w:w="2745"/>
-      </w:tblGrid>
-      <w:tr>
-        <w:trPr>
-          <w:trHeight w:val="564"/>
-        </w:trPr>
-        <w:tc>
-          <w:tcPr>
-            <w:tcW w:w="2745" w:type="dxa"/>
-            <w:shd w:val="clear" w:color="auto" w:fill="A5A5A5" w:themeFill="accent3"/>
-          </w:tcPr>
+            <w:r>
+              <w:rPr>
+                <w:sz w:val="20"/>
+                <w:szCs w:val="20"/>
+              </w:rPr>
+              <w:t xml:space="preserve">+ </w:t>
+            </w:r>
+            <w:proofErr w:type="spellStart"/>
+            <w:r>
+              <w:rPr>
+                <w:sz w:val="20"/>
+                <w:szCs w:val="20"/>
+              </w:rPr>
+              <w:t>setName</w:t>
+            </w:r>
+            <w:proofErr w:type="spellEnd"/>
+            <w:r>
+              <w:rPr>
+                <w:sz w:val="20"/>
+                <w:szCs w:val="20"/>
+              </w:rPr>
+              <w:t>(</w:t>
+            </w:r>
+            <w:proofErr w:type="spellStart"/>
+            <w:proofErr w:type="gramStart"/>
+            <w:r>
+              <w:rPr>
+                <w:sz w:val="20"/>
+                <w:szCs w:val="20"/>
+              </w:rPr>
+              <w:t>name:String</w:t>
+            </w:r>
+            <w:proofErr w:type="spellEnd"/>
+            <w:proofErr w:type="gramEnd"/>
+            <w:r>
+              <w:rPr>
+                <w:sz w:val="20"/>
+                <w:szCs w:val="20"/>
+              </w:rPr>
+              <w:t>): void</w:t>
+            </w:r>
+          </w:p>
           <w:p>
             <w:pPr>
               <w:rPr>
-                <w:b/>
-                <w:bCs/>
-                <w:sz w:val="28"/>
-                <w:szCs w:val="28"/>
+                <w:sz w:val="20"/>
+                <w:szCs w:val="20"/>
               </w:rPr>
             </w:pPr>
             <w:r>
               <w:rPr>
-                <w:b/>
-                <w:bCs/>
-                <w:sz w:val="28"/>
-                <w:szCs w:val="28"/>
-              </w:rPr>
-              <w:t>Leadership</w:t>
-            </w:r>
-          </w:p>
-        </w:tc>
-      </w:tr>
-      <w:tr>
-        <w:trPr>
-          <w:trHeight w:val="564"/>
-        </w:trPr>
-        <w:tc>
-          <w:tcPr>
-            <w:tcW w:w="2745" w:type="dxa"/>
-            <w:shd w:val="clear" w:color="auto" w:fill="E7E6E6" w:themeFill="background2"/>
-          </w:tcPr>
+                <w:sz w:val="20"/>
+                <w:szCs w:val="20"/>
+              </w:rPr>
+              <w:t xml:space="preserve">+ </w:t>
+            </w:r>
+            <w:proofErr w:type="spellStart"/>
+            <w:proofErr w:type="gramStart"/>
+            <w:r>
+              <w:rPr>
+                <w:sz w:val="20"/>
+                <w:szCs w:val="20"/>
+              </w:rPr>
+              <w:t>getEmail</w:t>
+            </w:r>
+            <w:proofErr w:type="spellEnd"/>
+            <w:r>
+              <w:rPr>
+                <w:sz w:val="20"/>
+                <w:szCs w:val="20"/>
+              </w:rPr>
+              <w:t>(</w:t>
+            </w:r>
+            <w:proofErr w:type="gramEnd"/>
+            <w:r>
+              <w:rPr>
+                <w:sz w:val="20"/>
+                <w:szCs w:val="20"/>
+              </w:rPr>
+              <w:t>): String</w:t>
+            </w:r>
+          </w:p>
           <w:p>
             <w:pPr>
-              <w:pStyle w:val="ListParagraph"/>
-              <w:numPr>
-                <w:ilvl w:val="0"/>
-                <w:numId w:val="1"/>
-              </w:numPr>
-              <w:rPr>
-                <w:b/>
-                <w:bCs/>
-                <w:sz w:val="28"/>
-                <w:szCs w:val="28"/>
+              <w:rPr>
+                <w:sz w:val="20"/>
+                <w:szCs w:val="20"/>
               </w:rPr>
             </w:pPr>
             <w:r>
               <w:rPr>
-                <w:b/>
-                <w:bCs/>
-                <w:sz w:val="28"/>
-                <w:szCs w:val="28"/>
-              </w:rPr>
-              <w:t>pos</w:t>
-            </w:r>
-            <w:r>
-              <w:rPr>
-                <w:b/>
-                <w:bCs/>
-                <w:sz w:val="28"/>
-                <w:szCs w:val="28"/>
-              </w:rPr>
-              <w:t>i</w:t>
-            </w:r>
-            <w:r>
-              <w:rPr>
-                <w:b/>
-                <w:bCs/>
-                <w:sz w:val="28"/>
-                <w:szCs w:val="28"/>
-              </w:rPr>
-              <w:t>tion</w:t>
-            </w:r>
-          </w:p>
-        </w:tc>
-      </w:tr>
-      <w:tr>
-        <w:trPr>
-          <w:trHeight w:val="588"/>
-        </w:trPr>
-        <w:tc>
-          <w:tcPr>
-            <w:tcW w:w="2745" w:type="dxa"/>
-            <w:shd w:val="clear" w:color="auto" w:fill="E7E6E6" w:themeFill="background2"/>
-          </w:tcPr>
+                <w:sz w:val="20"/>
+                <w:szCs w:val="20"/>
+              </w:rPr>
+              <w:t xml:space="preserve">+ </w:t>
+            </w:r>
+            <w:proofErr w:type="spellStart"/>
+            <w:r>
+              <w:rPr>
+                <w:sz w:val="20"/>
+                <w:szCs w:val="20"/>
+              </w:rPr>
+              <w:t>setEmail</w:t>
+            </w:r>
+            <w:proofErr w:type="spellEnd"/>
+            <w:r>
+              <w:rPr>
+                <w:sz w:val="20"/>
+                <w:szCs w:val="20"/>
+              </w:rPr>
+              <w:t>(</w:t>
+            </w:r>
+            <w:proofErr w:type="spellStart"/>
+            <w:proofErr w:type="gramStart"/>
+            <w:r>
+              <w:rPr>
+                <w:sz w:val="20"/>
+                <w:szCs w:val="20"/>
+              </w:rPr>
+              <w:t>email:String</w:t>
+            </w:r>
+            <w:proofErr w:type="spellEnd"/>
+            <w:proofErr w:type="gramEnd"/>
+            <w:r>
+              <w:rPr>
+                <w:sz w:val="20"/>
+                <w:szCs w:val="20"/>
+              </w:rPr>
+              <w:t>): void</w:t>
+            </w:r>
+          </w:p>
           <w:p>
             <w:pPr>
               <w:rPr>
-                <w:b/>
-                <w:bCs/>
-                <w:sz w:val="28"/>
-                <w:szCs w:val="28"/>
+                <w:sz w:val="20"/>
+                <w:szCs w:val="20"/>
               </w:rPr>
             </w:pPr>
             <w:r>
               <w:rPr>
-                <w:b/>
-                <w:bCs/>
-                <w:sz w:val="28"/>
-                <w:szCs w:val="28"/>
+                <w:sz w:val="20"/>
+                <w:szCs w:val="20"/>
               </w:rPr>
               <w:t xml:space="preserve">+ </w:t>
             </w:r>
@@ -637,382 +891,82 @@
             <w:proofErr w:type="gramStart"/>
             <w:r>
               <w:rPr>
-                <w:b/>
-                <w:bCs/>
-                <w:sz w:val="28"/>
-                <w:szCs w:val="28"/>
-              </w:rPr>
-              <w:t>displayInfo</w:t>
-            </w:r>
-            <w:proofErr w:type="spellEnd"/>
-            <w:r>
-              <w:rPr>
-                <w:b/>
-                <w:bCs/>
-                <w:sz w:val="28"/>
-                <w:szCs w:val="28"/>
+                <w:sz w:val="20"/>
+                <w:szCs w:val="20"/>
+              </w:rPr>
+              <w:t>getPhone</w:t>
+            </w:r>
+            <w:proofErr w:type="spellEnd"/>
+            <w:r>
+              <w:rPr>
+                <w:sz w:val="20"/>
+                <w:szCs w:val="20"/>
               </w:rPr>
               <w:t>(</w:t>
             </w:r>
             <w:proofErr w:type="gramEnd"/>
             <w:r>
               <w:rPr>
-                <w:b/>
-                <w:bCs/>
-                <w:sz w:val="28"/>
-                <w:szCs w:val="28"/>
-              </w:rPr>
-              <w:t>)</w:t>
-            </w:r>
-          </w:p>
-        </w:tc>
-      </w:tr>
-    </w:tbl>
-    <w:tbl>
-      <w:tblPr>
-        <w:tblStyle w:val="TableGrid"/>
-        <w:tblpPr w:leftFromText="180" w:rightFromText="180" w:vertAnchor="text" w:horzAnchor="margin" w:tblpXSpec="right" w:tblpY="6684"/>
-        <w:tblW w:w="0" w:type="auto"/>
-        <w:tblBorders>
-          <w:top w:val="single" w:sz="12" w:space="0" w:color="auto"/>
-          <w:left w:val="single" w:sz="12" w:space="0" w:color="auto"/>
-          <w:bottom w:val="single" w:sz="12" w:space="0" w:color="auto"/>
-          <w:right w:val="single" w:sz="12" w:space="0" w:color="auto"/>
-          <w:insideH w:val="single" w:sz="12" w:space="0" w:color="auto"/>
-          <w:insideV w:val="single" w:sz="12" w:space="0" w:color="auto"/>
-        </w:tblBorders>
-        <w:tblLook w:val="04A0" w:firstRow="1" w:lastRow="0" w:firstColumn="1" w:lastColumn="0" w:noHBand="0" w:noVBand="1"/>
-      </w:tblPr>
-      <w:tblGrid>
-        <w:gridCol w:w="2755"/>
-      </w:tblGrid>
-      <w:tr>
-        <w:trPr>
-          <w:trHeight w:val="545"/>
-        </w:trPr>
-        <w:tc>
-          <w:tcPr>
-            <w:tcW w:w="2755" w:type="dxa"/>
-            <w:shd w:val="clear" w:color="auto" w:fill="A6A6A6" w:themeFill="background1" w:themeFillShade="A6"/>
-          </w:tcPr>
+                <w:sz w:val="20"/>
+                <w:szCs w:val="20"/>
+              </w:rPr>
+              <w:t>): String</w:t>
+            </w:r>
+          </w:p>
           <w:p>
             <w:pPr>
               <w:rPr>
-                <w:b/>
-                <w:bCs/>
-                <w:sz w:val="28"/>
-                <w:szCs w:val="28"/>
+                <w:sz w:val="22"/>
+                <w:szCs w:val="22"/>
               </w:rPr>
             </w:pPr>
-            <w:proofErr w:type="spellStart"/>
-            <w:r>
-              <w:rPr>
-                <w:b/>
-                <w:bCs/>
-                <w:sz w:val="28"/>
-                <w:szCs w:val="28"/>
-              </w:rPr>
-              <w:t>CSVHelper</w:t>
-            </w:r>
-            <w:proofErr w:type="spellEnd"/>
-          </w:p>
-        </w:tc>
-      </w:tr>
-      <w:tr>
-        <w:trPr>
-          <w:trHeight w:val="545"/>
-        </w:trPr>
-        <w:tc>
-          <w:tcPr>
-            <w:tcW w:w="2755" w:type="dxa"/>
-            <w:shd w:val="clear" w:color="auto" w:fill="A6A6A6" w:themeFill="background1" w:themeFillShade="A6"/>
-          </w:tcPr>
-          <w:p>
-            <w:pPr>
-              <w:rPr>
-                <w:b/>
-                <w:bCs/>
-                <w:sz w:val="28"/>
-                <w:szCs w:val="28"/>
-              </w:rPr>
-            </w:pPr>
-          </w:p>
-        </w:tc>
-      </w:tr>
-      <w:tr>
-        <w:trPr>
-          <w:trHeight w:val="568"/>
-        </w:trPr>
-        <w:tc>
-          <w:tcPr>
-            <w:tcW w:w="2755" w:type="dxa"/>
-            <w:shd w:val="clear" w:color="auto" w:fill="A6A6A6" w:themeFill="background1" w:themeFillShade="A6"/>
-          </w:tcPr>
-          <w:p>
-            <w:pPr>
-              <w:rPr>
-                <w:b/>
-                <w:bCs/>
-                <w:sz w:val="28"/>
-                <w:szCs w:val="28"/>
-              </w:rPr>
-            </w:pPr>
-            <w:r>
-              <w:rPr>
-                <w:b/>
-                <w:bCs/>
-                <w:sz w:val="28"/>
-                <w:szCs w:val="28"/>
+            <w:r>
+              <w:rPr>
+                <w:sz w:val="20"/>
+                <w:szCs w:val="20"/>
               </w:rPr>
               <w:t xml:space="preserve">+ </w:t>
             </w:r>
             <w:proofErr w:type="spellStart"/>
+            <w:r>
+              <w:rPr>
+                <w:sz w:val="20"/>
+                <w:szCs w:val="20"/>
+              </w:rPr>
+              <w:t>setPhone</w:t>
+            </w:r>
+            <w:proofErr w:type="spellEnd"/>
+            <w:r>
+              <w:rPr>
+                <w:sz w:val="20"/>
+                <w:szCs w:val="20"/>
+              </w:rPr>
+              <w:t>(</w:t>
+            </w:r>
+            <w:proofErr w:type="spellStart"/>
             <w:proofErr w:type="gramStart"/>
             <w:r>
               <w:rPr>
-                <w:b/>
-                <w:bCs/>
-                <w:sz w:val="28"/>
-                <w:szCs w:val="28"/>
-              </w:rPr>
-              <w:t>exportToCSV</w:t>
-            </w:r>
-            <w:proofErr w:type="spellEnd"/>
-            <w:r>
-              <w:rPr>
-                <w:b/>
-                <w:bCs/>
-                <w:sz w:val="28"/>
-                <w:szCs w:val="28"/>
-              </w:rPr>
-              <w:t>(</w:t>
+                <w:sz w:val="20"/>
+                <w:szCs w:val="20"/>
+              </w:rPr>
+              <w:t>phone:String</w:t>
+            </w:r>
+            <w:proofErr w:type="spellEnd"/>
+            <w:r>
+              <w:rPr>
+                <w:sz w:val="20"/>
+                <w:szCs w:val="20"/>
+              </w:rPr>
+              <w:t>) :</w:t>
             </w:r>
             <w:proofErr w:type="gramEnd"/>
             <w:r>
               <w:rPr>
-                <w:b/>
-                <w:bCs/>
-                <w:sz w:val="28"/>
-                <w:szCs w:val="28"/>
-              </w:rPr>
-              <w:t>)</w:t>
-            </w:r>
-          </w:p>
-        </w:tc>
-      </w:tr>
-    </w:tbl>
-    <w:tbl>
-      <w:tblPr>
-        <w:tblStyle w:val="TableGrid"/>
-        <w:tblpPr w:leftFromText="180" w:rightFromText="180" w:vertAnchor="page" w:horzAnchor="margin" w:tblpXSpec="center" w:tblpY="2461"/>
-        <w:tblW w:w="0" w:type="auto"/>
-        <w:tblBorders>
-          <w:top w:val="single" w:sz="12" w:space="0" w:color="auto"/>
-          <w:left w:val="single" w:sz="12" w:space="0" w:color="auto"/>
-          <w:bottom w:val="single" w:sz="12" w:space="0" w:color="auto"/>
-          <w:right w:val="single" w:sz="12" w:space="0" w:color="auto"/>
-          <w:insideH w:val="single" w:sz="12" w:space="0" w:color="auto"/>
-          <w:insideV w:val="single" w:sz="12" w:space="0" w:color="auto"/>
-        </w:tblBorders>
-        <w:tblLook w:val="04A0" w:firstRow="1" w:lastRow="0" w:firstColumn="1" w:lastColumn="0" w:noHBand="0" w:noVBand="1"/>
-      </w:tblPr>
-      <w:tblGrid>
-        <w:gridCol w:w="2927"/>
-      </w:tblGrid>
-      <w:tr>
-        <w:trPr>
-          <w:trHeight w:val="427"/>
-        </w:trPr>
-        <w:tc>
-          <w:tcPr>
-            <w:tcW w:w="2927" w:type="dxa"/>
-            <w:shd w:val="clear" w:color="auto" w:fill="A5A5A5" w:themeFill="accent3"/>
-          </w:tcPr>
-          <w:p>
-            <w:pPr>
-              <w:rPr>
-                <w:b/>
-                <w:bCs/>
-                <w:sz w:val="28"/>
-                <w:szCs w:val="28"/>
-              </w:rPr>
-            </w:pPr>
-            <w:r>
-              <w:rPr>
-                <w:b/>
-                <w:bCs/>
-                <w:sz w:val="28"/>
-                <w:szCs w:val="28"/>
-              </w:rPr>
-              <w:t>Member</w:t>
-            </w:r>
-          </w:p>
-        </w:tc>
-      </w:tr>
-      <w:tr>
-        <w:trPr>
-          <w:trHeight w:val="427"/>
-        </w:trPr>
-        <w:tc>
-          <w:tcPr>
-            <w:tcW w:w="2927" w:type="dxa"/>
-            <w:shd w:val="clear" w:color="auto" w:fill="E7E6E6" w:themeFill="background2"/>
-          </w:tcPr>
-          <w:p>
-            <w:pPr>
-              <w:pStyle w:val="ListParagraph"/>
-              <w:numPr>
-                <w:ilvl w:val="0"/>
-                <w:numId w:val="1"/>
-              </w:numPr>
-              <w:rPr>
-                <w:b/>
-                <w:bCs/>
-                <w:sz w:val="28"/>
-                <w:szCs w:val="28"/>
-              </w:rPr>
-            </w:pPr>
-            <w:r>
-              <w:rPr>
-                <w:b/>
-                <w:bCs/>
-                <w:sz w:val="28"/>
-                <w:szCs w:val="28"/>
-              </w:rPr>
-              <w:t>Member ID</w:t>
-            </w:r>
-          </w:p>
-          <w:p>
-            <w:pPr>
-              <w:pStyle w:val="ListParagraph"/>
-              <w:numPr>
-                <w:ilvl w:val="0"/>
-                <w:numId w:val="1"/>
-              </w:numPr>
-              <w:rPr>
-                <w:b/>
-                <w:bCs/>
-                <w:sz w:val="28"/>
-                <w:szCs w:val="28"/>
-              </w:rPr>
-            </w:pPr>
-            <w:r>
-              <w:rPr>
-                <w:b/>
-                <w:bCs/>
-                <w:sz w:val="28"/>
-                <w:szCs w:val="28"/>
-              </w:rPr>
-              <w:t>Name</w:t>
-            </w:r>
-          </w:p>
-          <w:p>
-            <w:pPr>
-              <w:pStyle w:val="ListParagraph"/>
-              <w:numPr>
-                <w:ilvl w:val="0"/>
-                <w:numId w:val="1"/>
-              </w:numPr>
-              <w:rPr>
-                <w:b/>
-                <w:bCs/>
-                <w:sz w:val="28"/>
-                <w:szCs w:val="28"/>
-              </w:rPr>
-            </w:pPr>
-            <w:r>
-              <w:rPr>
-                <w:b/>
-                <w:bCs/>
-                <w:sz w:val="28"/>
-                <w:szCs w:val="28"/>
-              </w:rPr>
-              <w:t>Email</w:t>
-            </w:r>
-          </w:p>
-          <w:p>
-            <w:pPr>
-              <w:pStyle w:val="ListParagraph"/>
-              <w:numPr>
-                <w:ilvl w:val="0"/>
-                <w:numId w:val="1"/>
-              </w:numPr>
-              <w:rPr>
-                <w:b/>
-                <w:bCs/>
-                <w:sz w:val="28"/>
-                <w:szCs w:val="28"/>
-              </w:rPr>
-            </w:pPr>
-            <w:r>
-              <w:rPr>
-                <w:b/>
-                <w:bCs/>
-                <w:sz w:val="28"/>
-                <w:szCs w:val="28"/>
-              </w:rPr>
-              <w:t>Phone</w:t>
-            </w:r>
-          </w:p>
-        </w:tc>
-      </w:tr>
-      <w:tr>
-        <w:trPr>
-          <w:trHeight w:val="445"/>
-        </w:trPr>
-        <w:tc>
-          <w:tcPr>
-            <w:tcW w:w="2927" w:type="dxa"/>
-            <w:shd w:val="clear" w:color="auto" w:fill="E7E6E6" w:themeFill="background2"/>
-          </w:tcPr>
-          <w:p>
-            <w:pPr>
-              <w:rPr>
-                <w:b/>
-                <w:bCs/>
-                <w:sz w:val="28"/>
-                <w:szCs w:val="28"/>
-              </w:rPr>
-            </w:pPr>
-            <w:r>
-              <w:rPr>
-                <w:b/>
-                <w:bCs/>
-                <w:sz w:val="28"/>
-                <w:szCs w:val="28"/>
-              </w:rPr>
-              <w:t xml:space="preserve">+ </w:t>
-            </w:r>
-            <w:proofErr w:type="spellStart"/>
-            <w:proofErr w:type="gramStart"/>
-            <w:r>
-              <w:rPr>
-                <w:b/>
-                <w:bCs/>
-                <w:sz w:val="28"/>
-                <w:szCs w:val="28"/>
-              </w:rPr>
-              <w:t>displayInfo</w:t>
-            </w:r>
-            <w:proofErr w:type="spellEnd"/>
-            <w:r>
-              <w:rPr>
-                <w:b/>
-                <w:bCs/>
-                <w:sz w:val="28"/>
-                <w:szCs w:val="28"/>
-              </w:rPr>
-              <w:t>(</w:t>
-            </w:r>
-            <w:proofErr w:type="gramEnd"/>
-            <w:r>
-              <w:rPr>
-                <w:b/>
-                <w:bCs/>
-                <w:sz w:val="28"/>
-                <w:szCs w:val="28"/>
-              </w:rPr>
-              <w:t>)</w:t>
+                <w:sz w:val="20"/>
+                <w:szCs w:val="20"/>
+              </w:rPr>
+              <w:t xml:space="preserve"> void</w:t>
             </w:r>
           </w:p>
         </w:tc>
@@ -1032,152 +986,74 @@
         <w:rPr>
           <w:b/>
           <w:bCs/>
+          <w:sz w:val="28"/>
+          <w:szCs w:val="28"/>
+        </w:rPr>
+        <w:t>UML Class Diagram</w:t>
+      </w:r>
+    </w:p>
+    <w:p/>
+    <w:p/>
+    <w:p/>
+    <w:p/>
+    <w:p/>
+    <w:p/>
+    <w:p/>
+    <w:p/>
+    <w:p>
+      <w:r>
+        <w:rPr>
           <w:noProof/>
-          <w:sz w:val="28"/>
-          <w:szCs w:val="28"/>
+          <w:sz w:val="22"/>
+          <w:szCs w:val="22"/>
         </w:rPr>
         <mc:AlternateContent>
           <mc:Choice Requires="wps">
             <w:drawing>
-              <wp:anchor distT="0" distB="0" distL="114300" distR="114300" simplePos="0" relativeHeight="251665408" behindDoc="0" locked="0" layoutInCell="1" allowOverlap="1" wp14:anchorId="51ED74EC" wp14:editId="12171304">
+              <wp:anchor distT="0" distB="0" distL="114300" distR="114300" simplePos="0" relativeHeight="251659264" behindDoc="0" locked="0" layoutInCell="1" allowOverlap="1" wp14:anchorId="15C7ECAD" wp14:editId="7C8EDBA5">
                 <wp:simplePos x="0" y="0"/>
                 <wp:positionH relativeFrom="column">
-                  <wp:posOffset>895350</wp:posOffset>
+                  <wp:posOffset>4422284</wp:posOffset>
                 </wp:positionH>
                 <wp:positionV relativeFrom="paragraph">
-                  <wp:posOffset>2382520</wp:posOffset>
+                  <wp:posOffset>98758</wp:posOffset>
                 </wp:positionV>
-                <wp:extent cx="72390" cy="327660"/>
-                <wp:effectExtent l="19050" t="0" r="41910" b="34290"/>
+                <wp:extent cx="0" cy="358140"/>
+                <wp:effectExtent l="76200" t="38100" r="57150" b="22860"/>
                 <wp:wrapNone/>
-                <wp:docPr id="1447544082" name="Arrow: Down 14"/>
+                <wp:docPr id="1617609793" name="Straight Arrow Connector 2"/>
                 <wp:cNvGraphicFramePr/>
                 <a:graphic xmlns:a="http://schemas.openxmlformats.org/drawingml/2006/main">
                   <a:graphicData uri="http://schemas.microsoft.com/office/word/2010/wordprocessingShape">
                     <wps:wsp>
-                      <wps:cNvSpPr/>
+                      <wps:cNvCnPr/>
                       <wps:spPr>
-                        <a:xfrm>
+                        <a:xfrm flipV="1">
                           <a:off x="0" y="0"/>
-                          <a:ext cx="72390" cy="327660"/>
+                          <a:ext cx="0" cy="358140"/>
                         </a:xfrm>
-                        <a:prstGeom prst="downArrow">
+                        <a:prstGeom prst="straightConnector1">
                           <a:avLst/>
                         </a:prstGeom>
+                        <a:ln>
+                          <a:tailEnd type="triangle"/>
+                        </a:ln>
                       </wps:spPr>
                       <wps:style>
-                        <a:lnRef idx="2">
-                          <a:schemeClr val="accent1">
-                            <a:shade val="15000"/>
-                          </a:schemeClr>
+                        <a:lnRef idx="1">
+                          <a:schemeClr val="accent1"/>
                         </a:lnRef>
-                        <a:fillRef idx="1">
+                        <a:fillRef idx="0">
                           <a:schemeClr val="accent1"/>
                         </a:fillRef>
                         <a:effectRef idx="0">
                           <a:schemeClr val="accent1"/>
                         </a:effectRef>
                         <a:fontRef idx="minor">
-                          <a:schemeClr val="lt1"/>
+                          <a:schemeClr val="tx1"/>
                         </a:fontRef>
                       </wps:style>
-                      <wps:bodyPr rot="0" spcFirstLastPara="0" vertOverflow="overflow" horzOverflow="overflow" vert="horz" wrap="square" lIns="91440" tIns="45720" rIns="91440" bIns="45720" numCol="1" spcCol="0" rtlCol="0" fromWordArt="0" anchor="ctr" anchorCtr="0" forceAA="0" compatLnSpc="1">
-                        <a:prstTxWarp prst="textNoShape">
-                          <a:avLst/>
-                        </a:prstTxWarp>
-                        <a:noAutofit/>
-                      </wps:bodyPr>
-                    </wps:wsp>
-                  </a:graphicData>
-                </a:graphic>
-                <wp14:sizeRelH relativeFrom="margin">
-                  <wp14:pctWidth>0</wp14:pctWidth>
-                </wp14:sizeRelH>
-              </wp:anchor>
-            </w:drawing>
-          </mc:Choice>
-          <mc:Fallback>
-            <w:pict>
-              <v:shapetype w14:anchorId="6CE4E054" id="_x0000_t67" coordsize="21600,21600" o:spt="67" adj="16200,5400" path="m0@0l@1@0@1,0@2,0@2@0,21600@0,10800,21600xe">
-                <v:stroke joinstyle="miter"/>
-                <v:formulas>
-                  <v:f eqn="val #0"/>
-                  <v:f eqn="val #1"/>
-                  <v:f eqn="sum height 0 #1"/>
-                  <v:f eqn="sum 10800 0 #1"/>
-                  <v:f eqn="sum width 0 #0"/>
-                  <v:f eqn="prod @4 @3 10800"/>
-                  <v:f eqn="sum width 0 @5"/>
-                </v:formulas>
-                <v:path o:connecttype="custom" o:connectlocs="10800,0;0,@0;10800,21600;21600,@0" o:connectangles="270,180,90,0" textboxrect="@1,0,@2,@6"/>
-                <v:handles>
-                  <v:h position="#1,#0" xrange="0,10800" yrange="0,21600"/>
-                </v:handles>
-              </v:shapetype>
-              <v:shape id="Arrow: Down 14" o:spid="_x0000_s1026" type="#_x0000_t67" style="position:absolute;margin-left:70.5pt;margin-top:187.6pt;width:5.7pt;height:25.8pt;z-index:251665408;visibility:visible;mso-wrap-style:square;mso-width-percent:0;mso-wrap-distance-left:9pt;mso-wrap-distance-top:0;mso-wrap-distance-right:9pt;mso-wrap-distance-bottom:0;mso-position-horizontal:absolute;mso-position-horizontal-relative:text;mso-position-vertical:absolute;mso-position-vertical-relative:text;mso-width-percent:0;mso-width-relative:margin;v-text-anchor:middle" o:gfxdata="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" adj="19214" fillcolor="#4472c4 [3204]" strokecolor="#09101d [484]" strokeweight="1pt"/>
-            </w:pict>
-          </mc:Fallback>
-        </mc:AlternateContent>
-      </w:r>
-      <w:r>
-        <w:rPr>
-          <w:b/>
-          <w:bCs/>
-          <w:noProof/>
-          <w:sz w:val="28"/>
-          <w:szCs w:val="28"/>
-        </w:rPr>
-        <mc:AlternateContent>
-          <mc:Choice Requires="wps">
-            <w:drawing>
-              <wp:anchor distT="0" distB="0" distL="114300" distR="114300" simplePos="0" relativeHeight="251666432" behindDoc="0" locked="0" layoutInCell="1" allowOverlap="1" wp14:anchorId="70167A48" wp14:editId="7E73E772">
-                <wp:simplePos x="0" y="0"/>
-                <wp:positionH relativeFrom="column">
-                  <wp:posOffset>4963795</wp:posOffset>
-                </wp:positionH>
-                <wp:positionV relativeFrom="paragraph">
-                  <wp:posOffset>2376170</wp:posOffset>
-                </wp:positionV>
-                <wp:extent cx="45719" cy="297180"/>
-                <wp:effectExtent l="19050" t="0" r="31115" b="45720"/>
-                <wp:wrapNone/>
-                <wp:docPr id="1221455660" name="Arrow: Down 15"/>
-                <wp:cNvGraphicFramePr/>
-                <a:graphic xmlns:a="http://schemas.openxmlformats.org/drawingml/2006/main">
-                  <a:graphicData uri="http://schemas.microsoft.com/office/word/2010/wordprocessingShape">
-                    <wps:wsp>
-                      <wps:cNvSpPr/>
-                      <wps:spPr>
-                        <a:xfrm>
-                          <a:off x="0" y="0"/>
-                          <a:ext cx="45719" cy="297180"/>
-                        </a:xfrm>
-                        <a:prstGeom prst="downArrow">
-                          <a:avLst/>
-                        </a:prstGeom>
-                      </wps:spPr>
-                      <wps:style>
-                        <a:lnRef idx="2">
-                          <a:schemeClr val="accent1">
-                            <a:shade val="15000"/>
-                          </a:schemeClr>
-                        </a:lnRef>
-                        <a:fillRef idx="1">
-                          <a:schemeClr val="accent1"/>
-                        </a:fillRef>
-                        <a:effectRef idx="0">
-                          <a:schemeClr val="accent1"/>
-                        </a:effectRef>
-                        <a:fontRef idx="minor">
-                          <a:schemeClr val="lt1"/>
-                        </a:fontRef>
-                      </wps:style>
-                      <wps:bodyPr rot="0" spcFirstLastPara="0" vertOverflow="overflow" horzOverflow="overflow" vert="horz" wrap="square" lIns="91440" tIns="45720" rIns="91440" bIns="45720" numCol="1" spcCol="0" rtlCol="0" fromWordArt="0" anchor="ctr" anchorCtr="0" forceAA="0" compatLnSpc="1">
-                        <a:prstTxWarp prst="textNoShape">
-                          <a:avLst/>
-                        </a:prstTxWarp>
-                        <a:noAutofit/>
-                      </wps:bodyPr>
+                      <wps:bodyPr/>
                     </wps:wsp>
                   </a:graphicData>
                 </a:graphic>
@@ -1186,70 +1062,211 @@
           </mc:Choice>
           <mc:Fallback>
             <w:pict>
-              <v:shape w14:anchorId="304CDD1E" id="Arrow: Down 15" o:spid="_x0000_s1026" type="#_x0000_t67" style="position:absolute;margin-left:390.85pt;margin-top:187.1pt;width:3.6pt;height:23.4pt;z-index:251666432;visibility:visible;mso-wrap-style:square;mso-wrap-distance-left:9pt;mso-wrap-distance-top:0;mso-wrap-distance-right:9pt;mso-wrap-distance-bottom:0;mso-position-horizontal:absolute;mso-position-horizontal-relative:text;mso-position-vertical:absolute;mso-position-vertical-relative:text;v-text-anchor:middle" o:gfxdata="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" adj="19938" fillcolor="#4472c4 [3204]" strokecolor="#09101d [484]" strokeweight="1pt"/>
+              <v:shapetype w14:anchorId="608FE10B" id="_x0000_t32" coordsize="21600,21600" o:spt="32" o:oned="t" path="m,l21600,21600e" filled="f">
+                <v:path arrowok="t" fillok="f" o:connecttype="none"/>
+                <o:lock v:ext="edit" shapetype="t"/>
+              </v:shapetype>
+              <v:shape id="Straight Arrow Connector 2" o:spid="_x0000_s1026" type="#_x0000_t32" style="position:absolute;margin-left:348.2pt;margin-top:7.8pt;width:0;height:28.2pt;flip:y;z-index:251659264;visibility:visible;mso-wrap-style:square;mso-wrap-distance-left:9pt;mso-wrap-distance-top:0;mso-wrap-distance-right:9pt;mso-wrap-distance-bottom:0;mso-position-horizontal:absolute;mso-position-horizontal-relative:text;mso-position-vertical:absolute;mso-position-vertical-relative:text" o:gfxdata="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" strokecolor="#156082 [3204]" strokeweight=".5pt">
+                <v:stroke endarrow="block" joinstyle="miter"/>
+              </v:shape>
             </w:pict>
           </mc:Fallback>
         </mc:AlternateContent>
       </w:r>
+    </w:p>
+    <w:p>
       <w:r>
         <w:rPr>
-          <w:b/>
-          <w:bCs/>
           <w:noProof/>
-          <w:sz w:val="28"/>
-          <w:szCs w:val="28"/>
+          <w:sz w:val="22"/>
+          <w:szCs w:val="22"/>
         </w:rPr>
         <mc:AlternateContent>
           <mc:Choice Requires="wps">
             <w:drawing>
-              <wp:anchor distT="0" distB="0" distL="114300" distR="114300" simplePos="0" relativeHeight="251664384" behindDoc="0" locked="0" layoutInCell="1" allowOverlap="1" wp14:anchorId="6342BAF3" wp14:editId="56D1AD2F">
+              <wp:anchor distT="0" distB="0" distL="114300" distR="114300" simplePos="0" relativeHeight="251661312" behindDoc="0" locked="0" layoutInCell="1" allowOverlap="1" wp14:anchorId="15B49EDE" wp14:editId="0B005EE4">
                 <wp:simplePos x="0" y="0"/>
-                <wp:positionH relativeFrom="margin">
-                  <wp:align>center</wp:align>
+                <wp:positionH relativeFrom="column">
+                  <wp:posOffset>1380653</wp:posOffset>
                 </wp:positionH>
                 <wp:positionV relativeFrom="paragraph">
-                  <wp:posOffset>2208530</wp:posOffset>
+                  <wp:posOffset>105291</wp:posOffset>
                 </wp:positionV>
-                <wp:extent cx="4053840" cy="76200"/>
-                <wp:effectExtent l="19050" t="19050" r="41910" b="38100"/>
+                <wp:extent cx="9053" cy="226223"/>
+                <wp:effectExtent l="0" t="0" r="29210" b="21590"/>
                 <wp:wrapNone/>
-                <wp:docPr id="1244439443" name="Arrow: Left-Right 12"/>
+                <wp:docPr id="1172137700" name="Straight Connector 4"/>
                 <wp:cNvGraphicFramePr/>
                 <a:graphic xmlns:a="http://schemas.openxmlformats.org/drawingml/2006/main">
                   <a:graphicData uri="http://schemas.microsoft.com/office/word/2010/wordprocessingShape">
                     <wps:wsp>
-                      <wps:cNvSpPr/>
+                      <wps:cNvCnPr/>
                       <wps:spPr>
                         <a:xfrm>
                           <a:off x="0" y="0"/>
-                          <a:ext cx="4053840" cy="76200"/>
+                          <a:ext cx="9053" cy="226223"/>
                         </a:xfrm>
-                        <a:prstGeom prst="leftRightArrow">
+                        <a:prstGeom prst="line">
                           <a:avLst/>
                         </a:prstGeom>
                       </wps:spPr>
                       <wps:style>
-                        <a:lnRef idx="2">
-                          <a:schemeClr val="accent1">
-                            <a:shade val="15000"/>
-                          </a:schemeClr>
+                        <a:lnRef idx="1">
+                          <a:schemeClr val="accent1"/>
                         </a:lnRef>
-                        <a:fillRef idx="1">
+                        <a:fillRef idx="0">
                           <a:schemeClr val="accent1"/>
                         </a:fillRef>
                         <a:effectRef idx="0">
                           <a:schemeClr val="accent1"/>
                         </a:effectRef>
                         <a:fontRef idx="minor">
-                          <a:schemeClr val="lt1"/>
+                          <a:schemeClr val="tx1"/>
                         </a:fontRef>
                       </wps:style>
-                      <wps:bodyPr rot="0" spcFirstLastPara="0" vertOverflow="overflow" horzOverflow="overflow" vert="horz" wrap="square" lIns="91440" tIns="45720" rIns="91440" bIns="45720" numCol="1" spcCol="0" rtlCol="0" fromWordArt="0" anchor="ctr" anchorCtr="0" forceAA="0" compatLnSpc="1">
-                        <a:prstTxWarp prst="textNoShape">
+                      <wps:bodyPr/>
+                    </wps:wsp>
+                  </a:graphicData>
+                </a:graphic>
+                <wp14:sizeRelH relativeFrom="margin">
+                  <wp14:pctWidth>0</wp14:pctWidth>
+                </wp14:sizeRelH>
+                <wp14:sizeRelV relativeFrom="margin">
+                  <wp14:pctHeight>0</wp14:pctHeight>
+                </wp14:sizeRelV>
+              </wp:anchor>
+            </w:drawing>
+          </mc:Choice>
+          <mc:Fallback>
+            <w:pict>
+              <v:line w14:anchorId="7EA3B7B2" id="Straight Connector 4" o:spid="_x0000_s1026" style="position:absolute;z-index:251661312;visibility:visible;mso-wrap-style:square;mso-width-percent:0;mso-height-percent:0;mso-wrap-distance-left:9pt;mso-wrap-distance-top:0;mso-wrap-distance-right:9pt;mso-wrap-distance-bottom:0;mso-position-horizontal:absolute;mso-position-horizontal-relative:text;mso-position-vertical:absolute;mso-position-vertical-relative:text;mso-width-percent:0;mso-height-percent:0;mso-width-relative:margin;mso-height-relative:margin" from="108.7pt,8.3pt" to="109.4pt,26.1pt" o:gfxdata="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" strokecolor="#156082 [3204]" strokeweight=".5pt">
+                <v:stroke joinstyle="miter"/>
+              </v:line>
+            </w:pict>
+          </mc:Fallback>
+        </mc:AlternateContent>
+      </w:r>
+      <w:r>
+        <w:rPr>
+          <w:noProof/>
+          <w:sz w:val="22"/>
+          <w:szCs w:val="22"/>
+        </w:rPr>
+        <mc:AlternateContent>
+          <mc:Choice Requires="wps">
+            <w:drawing>
+              <wp:anchor distT="0" distB="0" distL="114300" distR="114300" simplePos="0" relativeHeight="251665408" behindDoc="0" locked="0" layoutInCell="1" allowOverlap="1" wp14:anchorId="2C3B41A9" wp14:editId="2091772F">
+                <wp:simplePos x="0" y="0"/>
+                <wp:positionH relativeFrom="column">
+                  <wp:posOffset>7663759</wp:posOffset>
+                </wp:positionH>
+                <wp:positionV relativeFrom="paragraph">
+                  <wp:posOffset>114344</wp:posOffset>
+                </wp:positionV>
+                <wp:extent cx="0" cy="217283"/>
+                <wp:effectExtent l="0" t="0" r="38100" b="30480"/>
+                <wp:wrapNone/>
+                <wp:docPr id="635897737" name="Straight Connector 4"/>
+                <wp:cNvGraphicFramePr/>
+                <a:graphic xmlns:a="http://schemas.openxmlformats.org/drawingml/2006/main">
+                  <a:graphicData uri="http://schemas.microsoft.com/office/word/2010/wordprocessingShape">
+                    <wps:wsp>
+                      <wps:cNvCnPr/>
+                      <wps:spPr>
+                        <a:xfrm>
+                          <a:off x="0" y="0"/>
+                          <a:ext cx="0" cy="217283"/>
+                        </a:xfrm>
+                        <a:prstGeom prst="line">
                           <a:avLst/>
-                        </a:prstTxWarp>
-                        <a:noAutofit/>
-                      </wps:bodyPr>
+                        </a:prstGeom>
+                      </wps:spPr>
+                      <wps:style>
+                        <a:lnRef idx="1">
+                          <a:schemeClr val="accent1"/>
+                        </a:lnRef>
+                        <a:fillRef idx="0">
+                          <a:schemeClr val="accent1"/>
+                        </a:fillRef>
+                        <a:effectRef idx="0">
+                          <a:schemeClr val="accent1"/>
+                        </a:effectRef>
+                        <a:fontRef idx="minor">
+                          <a:schemeClr val="tx1"/>
+                        </a:fontRef>
+                      </wps:style>
+                      <wps:bodyPr/>
+                    </wps:wsp>
+                  </a:graphicData>
+                </a:graphic>
+                <wp14:sizeRelH relativeFrom="margin">
+                  <wp14:pctWidth>0</wp14:pctWidth>
+                </wp14:sizeRelH>
+                <wp14:sizeRelV relativeFrom="margin">
+                  <wp14:pctHeight>0</wp14:pctHeight>
+                </wp14:sizeRelV>
+              </wp:anchor>
+            </w:drawing>
+          </mc:Choice>
+          <mc:Fallback>
+            <w:pict>
+              <v:line w14:anchorId="666ED882" id="Straight Connector 4" o:spid="_x0000_s1026" style="position:absolute;z-index:251665408;visibility:visible;mso-wrap-style:square;mso-width-percent:0;mso-height-percent:0;mso-wrap-distance-left:9pt;mso-wrap-distance-top:0;mso-wrap-distance-right:9pt;mso-wrap-distance-bottom:0;mso-position-horizontal:absolute;mso-position-horizontal-relative:text;mso-position-vertical:absolute;mso-position-vertical-relative:text;mso-width-percent:0;mso-height-percent:0;mso-width-relative:margin;mso-height-relative:margin" from="603.45pt,9pt" to="603.45pt,26.1pt" o:gfxdata="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" strokecolor="#156082 [3204]" strokeweight=".5pt">
+                <v:stroke joinstyle="miter"/>
+              </v:line>
+            </w:pict>
+          </mc:Fallback>
+        </mc:AlternateContent>
+      </w:r>
+      <w:r>
+        <w:rPr>
+          <w:noProof/>
+          <w:sz w:val="22"/>
+          <w:szCs w:val="22"/>
+        </w:rPr>
+        <mc:AlternateContent>
+          <mc:Choice Requires="wps">
+            <w:drawing>
+              <wp:anchor distT="0" distB="0" distL="114300" distR="114300" simplePos="0" relativeHeight="251660288" behindDoc="0" locked="0" layoutInCell="1" allowOverlap="1" wp14:anchorId="0F2B9F5D" wp14:editId="337E7446">
+                <wp:simplePos x="0" y="0"/>
+                <wp:positionH relativeFrom="column">
+                  <wp:posOffset>1393932</wp:posOffset>
+                </wp:positionH>
+                <wp:positionV relativeFrom="paragraph">
+                  <wp:posOffset>113036</wp:posOffset>
+                </wp:positionV>
+                <wp:extent cx="6294120" cy="0"/>
+                <wp:effectExtent l="0" t="0" r="0" b="0"/>
+                <wp:wrapNone/>
+                <wp:docPr id="2044196018" name="Straight Connector 3"/>
+                <wp:cNvGraphicFramePr/>
+                <a:graphic xmlns:a="http://schemas.openxmlformats.org/drawingml/2006/main">
+                  <a:graphicData uri="http://schemas.microsoft.com/office/word/2010/wordprocessingShape">
+                    <wps:wsp>
+                      <wps:cNvCnPr/>
+                      <wps:spPr>
+                        <a:xfrm>
+                          <a:off x="0" y="0"/>
+                          <a:ext cx="6294120" cy="0"/>
+                        </a:xfrm>
+                        <a:prstGeom prst="line">
+                          <a:avLst/>
+                        </a:prstGeom>
+                      </wps:spPr>
+                      <wps:style>
+                        <a:lnRef idx="1">
+                          <a:schemeClr val="accent1"/>
+                        </a:lnRef>
+                        <a:fillRef idx="0">
+                          <a:schemeClr val="accent1"/>
+                        </a:fillRef>
+                        <a:effectRef idx="0">
+                          <a:schemeClr val="accent1"/>
+                        </a:effectRef>
+                        <a:fontRef idx="minor">
+                          <a:schemeClr val="tx1"/>
+                        </a:fontRef>
+                      </wps:style>
+                      <wps:bodyPr/>
                     </wps:wsp>
                   </a:graphicData>
                 </a:graphic>
@@ -1258,232 +1275,566 @@
           </mc:Choice>
           <mc:Fallback>
             <w:pict>
-              <v:shapetype w14:anchorId="0D3CA4D9" id="_x0000_t69" coordsize="21600,21600" o:spt="69" adj="4320,5400" path="m,10800l@0,21600@0@3@2@3@2,21600,21600,10800@2,0@2@1@0@1@0,xe">
+              <v:line w14:anchorId="76E85BE1" id="Straight Connector 3" o:spid="_x0000_s1026" style="position:absolute;z-index:251660288;visibility:visible;mso-wrap-style:square;mso-wrap-distance-left:9pt;mso-wrap-distance-top:0;mso-wrap-distance-right:9pt;mso-wrap-distance-bottom:0;mso-position-horizontal:absolute;mso-position-horizontal-relative:text;mso-position-vertical:absolute;mso-position-vertical-relative:text" from="109.75pt,8.9pt" to="605.35pt,8.9pt" o:gfxdata="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" strokecolor="#156082 [3204]" strokeweight=".5pt">
                 <v:stroke joinstyle="miter"/>
-                <v:formulas>
-                  <v:f eqn="val #0"/>
-                  <v:f eqn="val #1"/>
-                  <v:f eqn="sum 21600 0 #0"/>
-                  <v:f eqn="sum 21600 0 #1"/>
-                  <v:f eqn="prod #0 #1 10800"/>
-                  <v:f eqn="sum #0 0 @4"/>
-                  <v:f eqn="sum 21600 0 @5"/>
-                </v:formulas>
-                <v:path o:connecttype="custom" o:connectlocs="@2,0;10800,@1;@0,0;0,10800;@0,21600;10800,@3;@2,21600;21600,10800" o:connectangles="270,270,270,180,90,90,90,0" textboxrect="@5,@1,@6,@3"/>
-                <v:handles>
-                  <v:h position="#0,#1" xrange="0,10800" yrange="0,10800"/>
-                </v:handles>
-              </v:shapetype>
-              <v:shape id="Arrow: Left-Right 12" o:spid="_x0000_s1026" type="#_x0000_t69" style="position:absolute;margin-left:0;margin-top:173.9pt;width:319.2pt;height:6pt;z-index:251664384;visibility:visible;mso-wrap-style:square;mso-wrap-distance-left:9pt;mso-wrap-distance-top:0;mso-wrap-distance-right:9pt;mso-wrap-distance-bottom:0;mso-position-horizontal:center;mso-position-horizontal-relative:margin;mso-position-vertical:absolute;mso-position-vertical-relative:text;v-text-anchor:middle" o:gfxdata="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" adj="203" fillcolor="#4472c4 [3204]" strokecolor="#09101d [484]" strokeweight="1pt">
-                <w10:wrap anchorx="margin"/>
-              </v:shape>
-            </w:pict>
-          </mc:Fallback>
-        </mc:AlternateContent>
-      </w:r>
-      <w:r>
-        <w:rPr>
-          <w:b/>
-          <w:bCs/>
-          <w:noProof/>
-          <w:sz w:val="28"/>
-          <w:szCs w:val="28"/>
-        </w:rPr>
-        <mc:AlternateContent>
-          <mc:Choice Requires="wps">
-            <w:drawing>
-              <wp:anchor distT="0" distB="0" distL="114300" distR="114300" simplePos="0" relativeHeight="251663360" behindDoc="0" locked="0" layoutInCell="1" allowOverlap="1" wp14:anchorId="22D366BD" wp14:editId="6393ACF2">
-                <wp:simplePos x="0" y="0"/>
-                <wp:positionH relativeFrom="margin">
-                  <wp:align>center</wp:align>
-                </wp:positionH>
-                <wp:positionV relativeFrom="paragraph">
-                  <wp:posOffset>1918970</wp:posOffset>
-                </wp:positionV>
-                <wp:extent cx="45719" cy="182880"/>
-                <wp:effectExtent l="19050" t="0" r="31115" b="45720"/>
-                <wp:wrapNone/>
-                <wp:docPr id="989344409" name="Arrow: Down 10"/>
-                <wp:cNvGraphicFramePr/>
-                <a:graphic xmlns:a="http://schemas.openxmlformats.org/drawingml/2006/main">
-                  <a:graphicData uri="http://schemas.microsoft.com/office/word/2010/wordprocessingShape">
-                    <wps:wsp>
-                      <wps:cNvSpPr/>
-                      <wps:spPr>
-                        <a:xfrm>
-                          <a:off x="0" y="0"/>
-                          <a:ext cx="45719" cy="182880"/>
-                        </a:xfrm>
-                        <a:prstGeom prst="downArrow">
-                          <a:avLst/>
-                        </a:prstGeom>
-                      </wps:spPr>
-                      <wps:style>
-                        <a:lnRef idx="2">
-                          <a:schemeClr val="accent1">
-                            <a:shade val="15000"/>
-                          </a:schemeClr>
-                        </a:lnRef>
-                        <a:fillRef idx="1">
-                          <a:schemeClr val="accent1"/>
-                        </a:fillRef>
-                        <a:effectRef idx="0">
-                          <a:schemeClr val="accent1"/>
-                        </a:effectRef>
-                        <a:fontRef idx="minor">
-                          <a:schemeClr val="lt1"/>
-                        </a:fontRef>
-                      </wps:style>
-                      <wps:bodyPr rot="0" spcFirstLastPara="0" vertOverflow="overflow" horzOverflow="overflow" vert="horz" wrap="square" lIns="91440" tIns="45720" rIns="91440" bIns="45720" numCol="1" spcCol="0" rtlCol="0" fromWordArt="0" anchor="ctr" anchorCtr="0" forceAA="0" compatLnSpc="1">
-                        <a:prstTxWarp prst="textNoShape">
-                          <a:avLst/>
-                        </a:prstTxWarp>
-                        <a:noAutofit/>
-                      </wps:bodyPr>
-                    </wps:wsp>
-                  </a:graphicData>
-                </a:graphic>
-              </wp:anchor>
-            </w:drawing>
-          </mc:Choice>
-          <mc:Fallback>
-            <w:pict>
-              <v:shape w14:anchorId="6BA50752" id="Arrow: Down 10" o:spid="_x0000_s1026" type="#_x0000_t67" style="position:absolute;margin-left:0;margin-top:151.1pt;width:3.6pt;height:14.4pt;z-index:251663360;visibility:visible;mso-wrap-style:square;mso-wrap-distance-left:9pt;mso-wrap-distance-top:0;mso-wrap-distance-right:9pt;mso-wrap-distance-bottom:0;mso-position-horizontal:center;mso-position-horizontal-relative:margin;mso-position-vertical:absolute;mso-position-vertical-relative:text;v-text-anchor:middle" o:gfxdata="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" adj="18900" fillcolor="#4472c4 [3204]" strokecolor="#09101d [484]" strokeweight="1pt">
-                <w10:wrap anchorx="margin"/>
-              </v:shape>
+              </v:line>
             </w:pict>
           </mc:Fallback>
         </mc:AlternateContent>
       </w:r>
     </w:p>
+    <w:tbl>
+      <w:tblPr>
+        <w:tblStyle w:val="TableGrid"/>
+        <w:tblpPr w:leftFromText="180" w:rightFromText="180" w:vertAnchor="page" w:horzAnchor="page" w:tblpX="1441" w:tblpY="6802"/>
+        <w:tblW w:w="0" w:type="auto"/>
+        <w:tblLook w:val="04A0" w:firstRow="1" w:lastRow="0" w:firstColumn="1" w:lastColumn="0" w:noHBand="0" w:noVBand="1"/>
+      </w:tblPr>
+      <w:tblGrid>
+        <w:gridCol w:w="4675"/>
+      </w:tblGrid>
+      <w:tr>
+        <w:tc>
+          <w:tcPr>
+            <w:tcW w:w="4675" w:type="dxa"/>
+          </w:tcPr>
+          <w:p>
+            <w:pPr>
+              <w:jc w:val="center"/>
+              <w:rPr>
+                <w:b/>
+                <w:bCs/>
+                <w:sz w:val="28"/>
+                <w:szCs w:val="28"/>
+              </w:rPr>
+            </w:pPr>
+            <w:r>
+              <w:rPr>
+                <w:b/>
+                <w:bCs/>
+                <w:sz w:val="28"/>
+                <w:szCs w:val="28"/>
+              </w:rPr>
+              <w:t>Volunteer</w:t>
+            </w:r>
+          </w:p>
+        </w:tc>
+      </w:tr>
+      <w:tr>
+        <w:tc>
+          <w:tcPr>
+            <w:tcW w:w="4675" w:type="dxa"/>
+          </w:tcPr>
+          <w:p>
+            <w:r>
+              <w:t xml:space="preserve">– </w:t>
+            </w:r>
+            <w:proofErr w:type="spellStart"/>
+            <w:proofErr w:type="gramStart"/>
+            <w:r>
+              <w:t>volunteer</w:t>
+            </w:r>
+            <w:r>
+              <w:t>Hours</w:t>
+            </w:r>
+            <w:proofErr w:type="spellEnd"/>
+            <w:r>
+              <w:t xml:space="preserve"> :</w:t>
+            </w:r>
+            <w:proofErr w:type="gramEnd"/>
+            <w:r>
+              <w:t xml:space="preserve"> int</w:t>
+            </w:r>
+          </w:p>
+        </w:tc>
+      </w:tr>
+      <w:tr>
+        <w:trPr>
+          <w:trHeight w:val="1837"/>
+        </w:trPr>
+        <w:tc>
+          <w:tcPr>
+            <w:tcW w:w="4675" w:type="dxa"/>
+          </w:tcPr>
+          <w:p>
+            <w:r>
+              <w:t xml:space="preserve">+ </w:t>
+            </w:r>
+            <w:proofErr w:type="gramStart"/>
+            <w:r>
+              <w:t>Volunteer(</w:t>
+            </w:r>
+            <w:proofErr w:type="spellStart"/>
+            <w:proofErr w:type="gramEnd"/>
+            <w:r>
+              <w:t>memberId:int</w:t>
+            </w:r>
+            <w:proofErr w:type="spellEnd"/>
+            <w:r>
+              <w:t xml:space="preserve">, </w:t>
+            </w:r>
+            <w:proofErr w:type="spellStart"/>
+            <w:proofErr w:type="gramStart"/>
+            <w:r>
+              <w:t>name:String</w:t>
+            </w:r>
+            <w:proofErr w:type="spellEnd"/>
+            <w:proofErr w:type="gramEnd"/>
+            <w:r>
+              <w:t xml:space="preserve">, </w:t>
+            </w:r>
+            <w:proofErr w:type="spellStart"/>
+            <w:proofErr w:type="gramStart"/>
+            <w:r>
+              <w:t>email:String</w:t>
+            </w:r>
+            <w:proofErr w:type="spellEnd"/>
+            <w:proofErr w:type="gramEnd"/>
+            <w:r>
+              <w:t>,</w:t>
+            </w:r>
+          </w:p>
+          <w:p>
+            <w:proofErr w:type="spellStart"/>
+            <w:proofErr w:type="gramStart"/>
+            <w:r>
+              <w:t>phone:String</w:t>
+            </w:r>
+            <w:proofErr w:type="spellEnd"/>
+            <w:proofErr w:type="gramEnd"/>
+            <w:r>
+              <w:t xml:space="preserve">, </w:t>
+            </w:r>
+            <w:proofErr w:type="spellStart"/>
+            <w:r>
+              <w:t>volunteerHours:int</w:t>
+            </w:r>
+            <w:proofErr w:type="spellEnd"/>
+            <w:r>
+              <w:t>)</w:t>
+            </w:r>
+          </w:p>
+          <w:p>
+            <w:r>
+              <w:t xml:space="preserve">+ </w:t>
+            </w:r>
+            <w:proofErr w:type="spellStart"/>
+            <w:proofErr w:type="gramStart"/>
+            <w:r>
+              <w:t>displayInfo</w:t>
+            </w:r>
+            <w:proofErr w:type="spellEnd"/>
+            <w:r>
+              <w:t>(</w:t>
+            </w:r>
+            <w:proofErr w:type="gramEnd"/>
+            <w:r>
+              <w:t>): void</w:t>
+            </w:r>
+          </w:p>
+          <w:p>
+            <w:r>
+              <w:t xml:space="preserve">+ </w:t>
+            </w:r>
+            <w:proofErr w:type="spellStart"/>
+            <w:proofErr w:type="gramStart"/>
+            <w:r>
+              <w:t>getVolunteerHours</w:t>
+            </w:r>
+            <w:proofErr w:type="spellEnd"/>
+            <w:r>
+              <w:t>(</w:t>
+            </w:r>
+            <w:proofErr w:type="gramEnd"/>
+            <w:r>
+              <w:t>): int</w:t>
+            </w:r>
+          </w:p>
+          <w:p>
+            <w:r>
+              <w:t xml:space="preserve">+ </w:t>
+            </w:r>
+            <w:proofErr w:type="spellStart"/>
+            <w:r>
+              <w:t>setVolunteerHours</w:t>
+            </w:r>
+            <w:proofErr w:type="spellEnd"/>
+            <w:r>
+              <w:t>(</w:t>
+            </w:r>
+            <w:proofErr w:type="spellStart"/>
+            <w:r>
+              <w:t>hours:int</w:t>
+            </w:r>
+            <w:proofErr w:type="spellEnd"/>
+            <w:proofErr w:type="gramStart"/>
+            <w:r>
+              <w:t>) :</w:t>
+            </w:r>
+            <w:proofErr w:type="gramEnd"/>
+            <w:r>
+              <w:t xml:space="preserve"> void</w:t>
+            </w:r>
+          </w:p>
+        </w:tc>
+      </w:tr>
+    </w:tbl>
+    <w:tbl>
+      <w:tblPr>
+        <w:tblStyle w:val="TableGrid"/>
+        <w:tblpPr w:leftFromText="180" w:rightFromText="180" w:vertAnchor="page" w:horzAnchor="page" w:tblpX="8641" w:tblpY="6773"/>
+        <w:tblW w:w="0" w:type="auto"/>
+        <w:tblLook w:val="04A0" w:firstRow="1" w:lastRow="0" w:firstColumn="1" w:lastColumn="0" w:noHBand="0" w:noVBand="1"/>
+      </w:tblPr>
+      <w:tblGrid>
+        <w:gridCol w:w="5415"/>
+      </w:tblGrid>
+      <w:tr>
+        <w:trPr>
+          <w:trHeight w:val="283"/>
+        </w:trPr>
+        <w:tc>
+          <w:tcPr>
+            <w:tcW w:w="5415" w:type="dxa"/>
+          </w:tcPr>
+          <w:p>
+            <w:pPr>
+              <w:jc w:val="center"/>
+              <w:rPr>
+                <w:b/>
+                <w:bCs/>
+                <w:sz w:val="28"/>
+                <w:szCs w:val="28"/>
+              </w:rPr>
+            </w:pPr>
+            <w:r>
+              <w:rPr>
+                <w:b/>
+                <w:bCs/>
+                <w:sz w:val="28"/>
+                <w:szCs w:val="28"/>
+              </w:rPr>
+              <w:t>Le</w:t>
+            </w:r>
+            <w:r>
+              <w:rPr>
+                <w:b/>
+                <w:bCs/>
+                <w:sz w:val="28"/>
+                <w:szCs w:val="28"/>
+              </w:rPr>
+              <w:t>a</w:t>
+            </w:r>
+            <w:r>
+              <w:rPr>
+                <w:b/>
+                <w:bCs/>
+                <w:sz w:val="28"/>
+                <w:szCs w:val="28"/>
+              </w:rPr>
+              <w:t>dership</w:t>
+            </w:r>
+          </w:p>
+        </w:tc>
+      </w:tr>
+      <w:tr>
+        <w:trPr>
+          <w:trHeight w:val="269"/>
+        </w:trPr>
+        <w:tc>
+          <w:tcPr>
+            <w:tcW w:w="5415" w:type="dxa"/>
+          </w:tcPr>
+          <w:p>
+            <w:r>
+              <w:t>– position: String</w:t>
+            </w:r>
+          </w:p>
+        </w:tc>
+      </w:tr>
+      <w:tr>
+        <w:trPr>
+          <w:trHeight w:val="1825"/>
+        </w:trPr>
+        <w:tc>
+          <w:tcPr>
+            <w:tcW w:w="5415" w:type="dxa"/>
+          </w:tcPr>
+          <w:p>
+            <w:r>
+              <w:t xml:space="preserve">+ </w:t>
+            </w:r>
+            <w:proofErr w:type="gramStart"/>
+            <w:r>
+              <w:t>Leadership(</w:t>
+            </w:r>
+            <w:proofErr w:type="spellStart"/>
+            <w:proofErr w:type="gramEnd"/>
+            <w:r>
+              <w:t>memberId:int</w:t>
+            </w:r>
+            <w:proofErr w:type="spellEnd"/>
+            <w:r>
+              <w:t xml:space="preserve">, </w:t>
+            </w:r>
+            <w:proofErr w:type="spellStart"/>
+            <w:proofErr w:type="gramStart"/>
+            <w:r>
+              <w:t>name:String</w:t>
+            </w:r>
+            <w:proofErr w:type="spellEnd"/>
+            <w:proofErr w:type="gramEnd"/>
+            <w:r>
+              <w:t xml:space="preserve">, </w:t>
+            </w:r>
+            <w:proofErr w:type="spellStart"/>
+            <w:proofErr w:type="gramStart"/>
+            <w:r>
+              <w:t>email:String</w:t>
+            </w:r>
+            <w:proofErr w:type="spellEnd"/>
+            <w:proofErr w:type="gramEnd"/>
+            <w:r>
+              <w:t>,</w:t>
+            </w:r>
+          </w:p>
+          <w:p>
+            <w:proofErr w:type="spellStart"/>
+            <w:proofErr w:type="gramStart"/>
+            <w:r>
+              <w:t>phone:String</w:t>
+            </w:r>
+            <w:proofErr w:type="spellEnd"/>
+            <w:proofErr w:type="gramEnd"/>
+            <w:r>
+              <w:t xml:space="preserve">, </w:t>
+            </w:r>
+            <w:proofErr w:type="spellStart"/>
+            <w:proofErr w:type="gramStart"/>
+            <w:r>
+              <w:t>position:String</w:t>
+            </w:r>
+            <w:proofErr w:type="spellEnd"/>
+            <w:proofErr w:type="gramEnd"/>
+            <w:r>
+              <w:t>)</w:t>
+            </w:r>
+          </w:p>
+          <w:p>
+            <w:r>
+              <w:t xml:space="preserve">+ </w:t>
+            </w:r>
+            <w:proofErr w:type="spellStart"/>
+            <w:proofErr w:type="gramStart"/>
+            <w:r>
+              <w:t>displayInfo</w:t>
+            </w:r>
+            <w:proofErr w:type="spellEnd"/>
+            <w:r>
+              <w:t>(</w:t>
+            </w:r>
+            <w:proofErr w:type="gramEnd"/>
+            <w:r>
+              <w:t>): void</w:t>
+            </w:r>
+          </w:p>
+          <w:p>
+            <w:r>
+              <w:t xml:space="preserve">+ </w:t>
+            </w:r>
+            <w:proofErr w:type="spellStart"/>
+            <w:proofErr w:type="gramStart"/>
+            <w:r>
+              <w:t>getPosition</w:t>
+            </w:r>
+            <w:proofErr w:type="spellEnd"/>
+            <w:r>
+              <w:t>(</w:t>
+            </w:r>
+            <w:proofErr w:type="gramEnd"/>
+            <w:r>
+              <w:t>): String</w:t>
+            </w:r>
+          </w:p>
+          <w:p>
+            <w:r>
+              <w:t xml:space="preserve">+ </w:t>
+            </w:r>
+            <w:proofErr w:type="spellStart"/>
+            <w:r>
+              <w:t>setPosition</w:t>
+            </w:r>
+            <w:proofErr w:type="spellEnd"/>
+            <w:r>
+              <w:t>(</w:t>
+            </w:r>
+            <w:proofErr w:type="spellStart"/>
+            <w:proofErr w:type="gramStart"/>
+            <w:r>
+              <w:t>position:String</w:t>
+            </w:r>
+            <w:proofErr w:type="spellEnd"/>
+            <w:r>
+              <w:t>) :</w:t>
+            </w:r>
+            <w:proofErr w:type="gramEnd"/>
+            <w:r>
+              <w:t xml:space="preserve"> void</w:t>
+            </w:r>
+          </w:p>
+        </w:tc>
+      </w:tr>
+    </w:tbl>
+    <w:p/>
+    <w:tbl>
+      <w:tblPr>
+        <w:tblStyle w:val="TableGrid"/>
+        <w:tblpPr w:leftFromText="180" w:rightFromText="180" w:vertAnchor="text" w:horzAnchor="page" w:tblpX="1412" w:tblpY="2419"/>
+        <w:tblW w:w="0" w:type="auto"/>
+        <w:tblLook w:val="04A0" w:firstRow="1" w:lastRow="0" w:firstColumn="1" w:lastColumn="0" w:noHBand="0" w:noVBand="1"/>
+      </w:tblPr>
+      <w:tblGrid>
+        <w:gridCol w:w="4728"/>
+      </w:tblGrid>
+      <w:tr>
+        <w:trPr>
+          <w:trHeight w:val="547"/>
+        </w:trPr>
+        <w:tc>
+          <w:tcPr>
+            <w:tcW w:w="4728" w:type="dxa"/>
+          </w:tcPr>
+          <w:p>
+            <w:pPr>
+              <w:rPr>
+                <w:b/>
+                <w:bCs/>
+              </w:rPr>
+            </w:pPr>
+            <w:r>
+              <w:rPr>
+                <w:b/>
+                <w:bCs/>
+                <w:sz w:val="28"/>
+                <w:szCs w:val="28"/>
+              </w:rPr>
+              <w:t>Main</w:t>
+            </w:r>
+          </w:p>
+        </w:tc>
+      </w:tr>
+      <w:tr>
+        <w:trPr>
+          <w:trHeight w:val="547"/>
+        </w:trPr>
+        <w:tc>
+          <w:tcPr>
+            <w:tcW w:w="4728" w:type="dxa"/>
+          </w:tcPr>
+          <w:p>
+            <w:r>
+              <w:t xml:space="preserve">+ </w:t>
+            </w:r>
+            <w:proofErr w:type="gramStart"/>
+            <w:r>
+              <w:t>main(String[</w:t>
+            </w:r>
+            <w:proofErr w:type="gramEnd"/>
+            <w:r>
+              <w:t xml:space="preserve"> ] </w:t>
+            </w:r>
+            <w:proofErr w:type="spellStart"/>
+            <w:r>
+              <w:t>args</w:t>
+            </w:r>
+            <w:proofErr w:type="spellEnd"/>
+            <w:r>
+              <w:t>): void</w:t>
+            </w:r>
+          </w:p>
+        </w:tc>
+      </w:tr>
+    </w:tbl>
+    <w:tbl>
+      <w:tblPr>
+        <w:tblStyle w:val="TableGrid"/>
+        <w:tblpPr w:leftFromText="180" w:rightFromText="180" w:vertAnchor="text" w:horzAnchor="page" w:tblpX="8612" w:tblpY="2419"/>
+        <w:tblOverlap w:val="never"/>
+        <w:tblW w:w="0" w:type="auto"/>
+        <w:tblLook w:val="04A0" w:firstRow="1" w:lastRow="0" w:firstColumn="1" w:lastColumn="0" w:noHBand="0" w:noVBand="1"/>
+      </w:tblPr>
+      <w:tblGrid>
+        <w:gridCol w:w="5470"/>
+      </w:tblGrid>
+      <w:tr>
+        <w:trPr>
+          <w:trHeight w:val="654"/>
+        </w:trPr>
+        <w:tc>
+          <w:tcPr>
+            <w:tcW w:w="5470" w:type="dxa"/>
+          </w:tcPr>
+          <w:p>
+            <w:pPr>
+              <w:rPr>
+                <w:b/>
+                <w:bCs/>
+                <w:sz w:val="28"/>
+                <w:szCs w:val="28"/>
+              </w:rPr>
+            </w:pPr>
+            <w:proofErr w:type="spellStart"/>
+            <w:r>
+              <w:rPr>
+                <w:b/>
+                <w:bCs/>
+                <w:sz w:val="28"/>
+                <w:szCs w:val="28"/>
+              </w:rPr>
+              <w:t>CSVHelper</w:t>
+            </w:r>
+            <w:proofErr w:type="spellEnd"/>
+          </w:p>
+        </w:tc>
+      </w:tr>
+      <w:tr>
+        <w:trPr>
+          <w:trHeight w:val="654"/>
+        </w:trPr>
+        <w:tc>
+          <w:tcPr>
+            <w:tcW w:w="5470" w:type="dxa"/>
+          </w:tcPr>
+          <w:p>
+            <w:r>
+              <w:t xml:space="preserve">+ </w:t>
+            </w:r>
+            <w:proofErr w:type="spellStart"/>
+            <w:proofErr w:type="gramStart"/>
+            <w:r>
+              <w:t>exportToCSV</w:t>
+            </w:r>
+            <w:proofErr w:type="spellEnd"/>
+            <w:r>
+              <w:t>(</w:t>
+            </w:r>
+            <w:proofErr w:type="gramEnd"/>
+            <w:r>
+              <w:t>): void</w:t>
+            </w:r>
+          </w:p>
+        </w:tc>
+      </w:tr>
+    </w:tbl>
+    <w:p/>
     <w:sectPr>
-      <w:pgSz w:w="12240" w:h="15840"/>
-      <w:pgMar w:top="1440" w:right="1440" w:bottom="1440" w:left="1440" w:header="720" w:footer="720" w:gutter="0"/>
+      <w:pgSz w:w="15840" w:h="12240" w:orient="landscape"/>
+      <w:pgMar w:top="144" w:right="720" w:bottom="144" w:left="720" w:header="720" w:footer="720" w:gutter="0"/>
       <w:cols w:space="720"/>
       <w:docGrid w:linePitch="360"/>
     </w:sectPr>
   </w:body>
 </w:document>
-</file>
-
-<file path=word/numbering.xml><?xml version="1.0" encoding="utf-8"?>
-<w:numbering xmlns:wpc="http://schemas.microsoft.com/office/word/2010/wordprocessingCanvas" xmlns:cx="http://schemas.microsoft.com/office/drawing/2014/chartex" xmlns:cx1="http://schemas.microsoft.com/office/drawing/2015/9/8/chartex" xmlns:cx2="http://schemas.microsoft.com/office/drawing/2015/10/21/chartex" xmlns:cx3="http://schemas.microsoft.com/office/drawing/2016/5/9/chartex" xmlns:cx4="http://schemas.microsoft.com/office/drawing/2016/5/10/chartex" xmlns:cx5="http://schemas.microsoft.com/office/drawing/2016/5/11/chartex" xmlns:cx6="http://schemas.microsoft.com/office/drawing/2016/5/12/chartex" xmlns:cx7="http://schemas.microsoft.com/office/drawing/2016/5/13/chartex" xmlns:cx8="http://schemas.microsoft.com/office/drawing/2016/5/14/chartex" xmlns:mc="http://schemas.openxmlformats.org/markup-compatibility/2006" xmlns:aink="http://schemas.microsoft.com/office/drawing/2016/ink" xmlns:am3d="http://schemas.microsoft.com/office/drawing/2017/model3d" xmlns:o="urn:schemas-microsoft-com:office:office" xmlns:oel="http://schemas.microsoft.com/office/2019/extlst" xmlns:r="http://schemas.openxmlformats.org/officeDocument/2006/relationships" xmlns:m="http://schemas.openxmlformats.org/officeDocument/2006/math" xmlns:v="urn:schemas-microsoft-com:vml" xmlns:wp14="http://schemas.microsoft.com/office/word/2010/wordprocessingDrawing" xmlns:wp="http://schemas.openxmlformats.org/drawingml/2006/wordprocessingDrawing" xmlns:w10="urn:schemas-microsoft-com:office:word" xmlns:w="http://schemas.openxmlformats.org/wordprocessingml/2006/main" xmlns:w14="http://schemas.microsoft.com/office/word/2010/wordml" xmlns:w15="http://schemas.microsoft.com/office/word/2012/wordml" xmlns:w16cex="http://schemas.microsoft.com/office/word/2018/wordml/cex" xmlns:w16cid="http://schemas.microsoft.com/office/word/2016/wordml/cid" xmlns:w16="http://schemas.microsoft.com/office/word/2018/wordml" xmlns:w16du="http://schemas.microsoft.com/office/word/2023/wordml/word16du" xmlns:w16sdtdh="http://schemas.microsoft.com/office/word/2020/wordml/sdtdatahash" xmlns:w16sdtfl="http://schemas.microsoft.com/office/word/2024/wordml/sdtformatlock" xmlns:w16se="http://schemas.microsoft.com/office/word/2015/wordml/symex" xmlns:wpg="http://schemas.microsoft.com/office/word/2010/wordprocessingGroup" xmlns:wpi="http://schemas.microsoft.com/office/word/2010/wordprocessingInk" xmlns:wne="http://schemas.microsoft.com/office/word/2006/wordml" xmlns:wps="http://schemas.microsoft.com/office/word/2010/wordprocessingShape" mc:Ignorable="w14 w15 w16se w16cid w16 w16cex w16sdtdh w16sdtfl w16du wp14">
-  <w:abstractNum w:abstractNumId="0" w15:restartNumberingAfterBreak="0">
-    <w:nsid w:val="0C5D10DF"/>
-    <w:multiLevelType w:val="hybridMultilevel"/>
-    <w:tmpl w:val="FBD242A8"/>
-    <w:lvl w:ilvl="0" w:tplc="59BCD318">
-      <w:numFmt w:val="bullet"/>
-      <w:lvlText w:val="-"/>
-      <w:lvlJc w:val="left"/>
-      <w:pPr>
-        <w:ind w:left="720" w:hanging="360"/>
-      </w:pPr>
-      <w:rPr>
-        <w:rFonts w:ascii="Calibri" w:eastAsiaTheme="minorHAnsi" w:hAnsi="Calibri" w:cs="Calibri" w:hint="default"/>
-      </w:rPr>
-    </w:lvl>
-    <w:lvl w:ilvl="1" w:tplc="04090003" w:tentative="1">
-      <w:start w:val="1"/>
-      <w:numFmt w:val="bullet"/>
-      <w:lvlText w:val="o"/>
-      <w:lvlJc w:val="left"/>
-      <w:pPr>
-        <w:ind w:left="1440" w:hanging="360"/>
-      </w:pPr>
-      <w:rPr>
-        <w:rFonts w:ascii="Courier New" w:hAnsi="Courier New" w:cs="Courier New" w:hint="default"/>
-      </w:rPr>
-    </w:lvl>
-    <w:lvl w:ilvl="2" w:tplc="04090005" w:tentative="1">
-      <w:start w:val="1"/>
-      <w:numFmt w:val="bullet"/>
-      <w:lvlText w:val=""/>
-      <w:lvlJc w:val="left"/>
-      <w:pPr>
-        <w:ind w:left="2160" w:hanging="360"/>
-      </w:pPr>
-      <w:rPr>
-        <w:rFonts w:ascii="Wingdings" w:hAnsi="Wingdings" w:hint="default"/>
-      </w:rPr>
-    </w:lvl>
-    <w:lvl w:ilvl="3" w:tplc="04090001" w:tentative="1">
-      <w:start w:val="1"/>
-      <w:numFmt w:val="bullet"/>
-      <w:lvlText w:val=""/>
-      <w:lvlJc w:val="left"/>
-      <w:pPr>
-        <w:ind w:left="2880" w:hanging="360"/>
-      </w:pPr>
-      <w:rPr>
-        <w:rFonts w:ascii="Symbol" w:hAnsi="Symbol" w:hint="default"/>
-      </w:rPr>
-    </w:lvl>
-    <w:lvl w:ilvl="4" w:tplc="04090003" w:tentative="1">
-      <w:start w:val="1"/>
-      <w:numFmt w:val="bullet"/>
-      <w:lvlText w:val="o"/>
-      <w:lvlJc w:val="left"/>
-      <w:pPr>
-        <w:ind w:left="3600" w:hanging="360"/>
-      </w:pPr>
-      <w:rPr>
-        <w:rFonts w:ascii="Courier New" w:hAnsi="Courier New" w:cs="Courier New" w:hint="default"/>
-      </w:rPr>
-    </w:lvl>
-    <w:lvl w:ilvl="5" w:tplc="04090005" w:tentative="1">
-      <w:start w:val="1"/>
-      <w:numFmt w:val="bullet"/>
-      <w:lvlText w:val=""/>
-      <w:lvlJc w:val="left"/>
-      <w:pPr>
-        <w:ind w:left="4320" w:hanging="360"/>
-      </w:pPr>
-      <w:rPr>
-        <w:rFonts w:ascii="Wingdings" w:hAnsi="Wingdings" w:hint="default"/>
-      </w:rPr>
-    </w:lvl>
-    <w:lvl w:ilvl="6" w:tplc="04090001" w:tentative="1">
-      <w:start w:val="1"/>
-      <w:numFmt w:val="bullet"/>
-      <w:lvlText w:val=""/>
-      <w:lvlJc w:val="left"/>
-      <w:pPr>
-        <w:ind w:left="5040" w:hanging="360"/>
-      </w:pPr>
-      <w:rPr>
-        <w:rFonts w:ascii="Symbol" w:hAnsi="Symbol" w:hint="default"/>
-      </w:rPr>
-    </w:lvl>
-    <w:lvl w:ilvl="7" w:tplc="04090003" w:tentative="1">
-      <w:start w:val="1"/>
-      <w:numFmt w:val="bullet"/>
-      <w:lvlText w:val="o"/>
-      <w:lvlJc w:val="left"/>
-      <w:pPr>
-        <w:ind w:left="5760" w:hanging="360"/>
-      </w:pPr>
-      <w:rPr>
-        <w:rFonts w:ascii="Courier New" w:hAnsi="Courier New" w:cs="Courier New" w:hint="default"/>
-      </w:rPr>
-    </w:lvl>
-    <w:lvl w:ilvl="8" w:tplc="04090005" w:tentative="1">
-      <w:start w:val="1"/>
-      <w:numFmt w:val="bullet"/>
-      <w:lvlText w:val=""/>
-      <w:lvlJc w:val="left"/>
-      <w:pPr>
-        <w:ind w:left="6480" w:hanging="360"/>
-      </w:pPr>
-      <w:rPr>
-        <w:rFonts w:ascii="Wingdings" w:hAnsi="Wingdings" w:hint="default"/>
-      </w:rPr>
-    </w:lvl>
-  </w:abstractNum>
-  <w:num w:numId="1" w16cid:durableId="74909883">
-    <w:abstractNumId w:val="0"/>
-  </w:num>
-</w:numbering>
 </file>
 
 <file path=word/styles.xml><?xml version="1.0" encoding="utf-8"?>
@@ -1886,6 +2237,7 @@
   <w:style w:type="paragraph" w:default="1" w:styleId="Normal">
     <w:name w:val="Normal"/>
     <w:qFormat/>
+    <w:rsid w:val="005F0843"/>
   </w:style>
   <w:style w:type="paragraph" w:styleId="Heading1">
     <w:name w:val="heading 1"/>
@@ -1894,7 +2246,7 @@
     <w:link w:val="Heading1Char"/>
     <w:uiPriority w:val="9"/>
     <w:qFormat/>
-    <w:rsid w:val="00DA36D5"/>
+    <w:rsid w:val="004454FB"/>
     <w:pPr>
       <w:keepNext/>
       <w:keepLines/>
@@ -1903,7 +2255,7 @@
     </w:pPr>
     <w:rPr>
       <w:rFonts w:asciiTheme="majorHAnsi" w:eastAsiaTheme="majorEastAsia" w:hAnsiTheme="majorHAnsi" w:cstheme="majorBidi"/>
-      <w:color w:val="2F5496" w:themeColor="accent1" w:themeShade="BF"/>
+      <w:color w:val="0F4761" w:themeColor="accent1" w:themeShade="BF"/>
       <w:sz w:val="40"/>
       <w:szCs w:val="40"/>
     </w:rPr>
@@ -1917,7 +2269,7 @@
     <w:semiHidden/>
     <w:unhideWhenUsed/>
     <w:qFormat/>
-    <w:rsid w:val="00DA36D5"/>
+    <w:rsid w:val="004454FB"/>
     <w:pPr>
       <w:keepNext/>
       <w:keepLines/>
@@ -1926,7 +2278,7 @@
     </w:pPr>
     <w:rPr>
       <w:rFonts w:asciiTheme="majorHAnsi" w:eastAsiaTheme="majorEastAsia" w:hAnsiTheme="majorHAnsi" w:cstheme="majorBidi"/>
-      <w:color w:val="2F5496" w:themeColor="accent1" w:themeShade="BF"/>
+      <w:color w:val="0F4761" w:themeColor="accent1" w:themeShade="BF"/>
       <w:sz w:val="32"/>
       <w:szCs w:val="32"/>
     </w:rPr>
@@ -1940,7 +2292,7 @@
     <w:semiHidden/>
     <w:unhideWhenUsed/>
     <w:qFormat/>
-    <w:rsid w:val="00DA36D5"/>
+    <w:rsid w:val="004454FB"/>
     <w:pPr>
       <w:keepNext/>
       <w:keepLines/>
@@ -1949,7 +2301,7 @@
     </w:pPr>
     <w:rPr>
       <w:rFonts w:eastAsiaTheme="majorEastAsia" w:cstheme="majorBidi"/>
-      <w:color w:val="2F5496" w:themeColor="accent1" w:themeShade="BF"/>
+      <w:color w:val="0F4761" w:themeColor="accent1" w:themeShade="BF"/>
       <w:sz w:val="28"/>
       <w:szCs w:val="28"/>
     </w:rPr>
@@ -1963,7 +2315,7 @@
     <w:semiHidden/>
     <w:unhideWhenUsed/>
     <w:qFormat/>
-    <w:rsid w:val="00DA36D5"/>
+    <w:rsid w:val="004454FB"/>
     <w:pPr>
       <w:keepNext/>
       <w:keepLines/>
@@ -1974,7 +2326,7 @@
       <w:rFonts w:eastAsiaTheme="majorEastAsia" w:cstheme="majorBidi"/>
       <w:i/>
       <w:iCs/>
-      <w:color w:val="2F5496" w:themeColor="accent1" w:themeShade="BF"/>
+      <w:color w:val="0F4761" w:themeColor="accent1" w:themeShade="BF"/>
     </w:rPr>
   </w:style>
   <w:style w:type="paragraph" w:styleId="Heading5">
@@ -1986,7 +2338,7 @@
     <w:semiHidden/>
     <w:unhideWhenUsed/>
     <w:qFormat/>
-    <w:rsid w:val="00DA36D5"/>
+    <w:rsid w:val="004454FB"/>
     <w:pPr>
       <w:keepNext/>
       <w:keepLines/>
@@ -1995,7 +2347,7 @@
     </w:pPr>
     <w:rPr>
       <w:rFonts w:eastAsiaTheme="majorEastAsia" w:cstheme="majorBidi"/>
-      <w:color w:val="2F5496" w:themeColor="accent1" w:themeShade="BF"/>
+      <w:color w:val="0F4761" w:themeColor="accent1" w:themeShade="BF"/>
     </w:rPr>
   </w:style>
   <w:style w:type="paragraph" w:styleId="Heading6">
@@ -2007,7 +2359,7 @@
     <w:semiHidden/>
     <w:unhideWhenUsed/>
     <w:qFormat/>
-    <w:rsid w:val="00DA36D5"/>
+    <w:rsid w:val="004454FB"/>
     <w:pPr>
       <w:keepNext/>
       <w:keepLines/>
@@ -2030,7 +2382,7 @@
     <w:semiHidden/>
     <w:unhideWhenUsed/>
     <w:qFormat/>
-    <w:rsid w:val="00DA36D5"/>
+    <w:rsid w:val="004454FB"/>
     <w:pPr>
       <w:keepNext/>
       <w:keepLines/>
@@ -2051,7 +2403,7 @@
     <w:semiHidden/>
     <w:unhideWhenUsed/>
     <w:qFormat/>
-    <w:rsid w:val="00DA36D5"/>
+    <w:rsid w:val="004454FB"/>
     <w:pPr>
       <w:keepNext/>
       <w:keepLines/>
@@ -2074,7 +2426,7 @@
     <w:semiHidden/>
     <w:unhideWhenUsed/>
     <w:qFormat/>
-    <w:rsid w:val="00DA36D5"/>
+    <w:rsid w:val="004454FB"/>
     <w:pPr>
       <w:keepNext/>
       <w:keepLines/>
@@ -2118,10 +2470,10 @@
     <w:basedOn w:val="DefaultParagraphFont"/>
     <w:link w:val="Heading1"/>
     <w:uiPriority w:val="9"/>
-    <w:rsid w:val="00DA36D5"/>
+    <w:rsid w:val="004454FB"/>
     <w:rPr>
       <w:rFonts w:asciiTheme="majorHAnsi" w:eastAsiaTheme="majorEastAsia" w:hAnsiTheme="majorHAnsi" w:cstheme="majorBidi"/>
-      <w:color w:val="2F5496" w:themeColor="accent1" w:themeShade="BF"/>
+      <w:color w:val="0F4761" w:themeColor="accent1" w:themeShade="BF"/>
       <w:sz w:val="40"/>
       <w:szCs w:val="40"/>
     </w:rPr>
@@ -2132,10 +2484,10 @@
     <w:link w:val="Heading2"/>
     <w:uiPriority w:val="9"/>
     <w:semiHidden/>
-    <w:rsid w:val="00DA36D5"/>
+    <w:rsid w:val="004454FB"/>
     <w:rPr>
       <w:rFonts w:asciiTheme="majorHAnsi" w:eastAsiaTheme="majorEastAsia" w:hAnsiTheme="majorHAnsi" w:cstheme="majorBidi"/>
-      <w:color w:val="2F5496" w:themeColor="accent1" w:themeShade="BF"/>
+      <w:color w:val="0F4761" w:themeColor="accent1" w:themeShade="BF"/>
       <w:sz w:val="32"/>
       <w:szCs w:val="32"/>
     </w:rPr>
@@ -2146,10 +2498,10 @@
     <w:link w:val="Heading3"/>
     <w:uiPriority w:val="9"/>
     <w:semiHidden/>
-    <w:rsid w:val="00DA36D5"/>
+    <w:rsid w:val="004454FB"/>
     <w:rPr>
       <w:rFonts w:eastAsiaTheme="majorEastAsia" w:cstheme="majorBidi"/>
-      <w:color w:val="2F5496" w:themeColor="accent1" w:themeShade="BF"/>
+      <w:color w:val="0F4761" w:themeColor="accent1" w:themeShade="BF"/>
       <w:sz w:val="28"/>
       <w:szCs w:val="28"/>
     </w:rPr>
@@ -2160,12 +2512,12 @@
     <w:link w:val="Heading4"/>
     <w:uiPriority w:val="9"/>
     <w:semiHidden/>
-    <w:rsid w:val="00DA36D5"/>
+    <w:rsid w:val="004454FB"/>
     <w:rPr>
       <w:rFonts w:eastAsiaTheme="majorEastAsia" w:cstheme="majorBidi"/>
       <w:i/>
       <w:iCs/>
-      <w:color w:val="2F5496" w:themeColor="accent1" w:themeShade="BF"/>
+      <w:color w:val="0F4761" w:themeColor="accent1" w:themeShade="BF"/>
     </w:rPr>
   </w:style>
   <w:style w:type="character" w:customStyle="1" w:styleId="Heading5Char">
@@ -2174,10 +2526,10 @@
     <w:link w:val="Heading5"/>
     <w:uiPriority w:val="9"/>
     <w:semiHidden/>
-    <w:rsid w:val="00DA36D5"/>
+    <w:rsid w:val="004454FB"/>
     <w:rPr>
       <w:rFonts w:eastAsiaTheme="majorEastAsia" w:cstheme="majorBidi"/>
-      <w:color w:val="2F5496" w:themeColor="accent1" w:themeShade="BF"/>
+      <w:color w:val="0F4761" w:themeColor="accent1" w:themeShade="BF"/>
     </w:rPr>
   </w:style>
   <w:style w:type="character" w:customStyle="1" w:styleId="Heading6Char">
@@ -2186,7 +2538,7 @@
     <w:link w:val="Heading6"/>
     <w:uiPriority w:val="9"/>
     <w:semiHidden/>
-    <w:rsid w:val="00DA36D5"/>
+    <w:rsid w:val="004454FB"/>
     <w:rPr>
       <w:rFonts w:eastAsiaTheme="majorEastAsia" w:cstheme="majorBidi"/>
       <w:i/>
@@ -2200,7 +2552,7 @@
     <w:link w:val="Heading7"/>
     <w:uiPriority w:val="9"/>
     <w:semiHidden/>
-    <w:rsid w:val="00DA36D5"/>
+    <w:rsid w:val="004454FB"/>
     <w:rPr>
       <w:rFonts w:eastAsiaTheme="majorEastAsia" w:cstheme="majorBidi"/>
       <w:color w:val="595959" w:themeColor="text1" w:themeTint="A6"/>
@@ -2212,7 +2564,7 @@
     <w:link w:val="Heading8"/>
     <w:uiPriority w:val="9"/>
     <w:semiHidden/>
-    <w:rsid w:val="00DA36D5"/>
+    <w:rsid w:val="004454FB"/>
     <w:rPr>
       <w:rFonts w:eastAsiaTheme="majorEastAsia" w:cstheme="majorBidi"/>
       <w:i/>
@@ -2226,7 +2578,7 @@
     <w:link w:val="Heading9"/>
     <w:uiPriority w:val="9"/>
     <w:semiHidden/>
-    <w:rsid w:val="00DA36D5"/>
+    <w:rsid w:val="004454FB"/>
     <w:rPr>
       <w:rFonts w:eastAsiaTheme="majorEastAsia" w:cstheme="majorBidi"/>
       <w:color w:val="272727" w:themeColor="text1" w:themeTint="D8"/>
@@ -2239,7 +2591,7 @@
     <w:link w:val="TitleChar"/>
     <w:uiPriority w:val="10"/>
     <w:qFormat/>
-    <w:rsid w:val="00DA36D5"/>
+    <w:rsid w:val="004454FB"/>
     <w:pPr>
       <w:spacing w:after="80" w:line="240" w:lineRule="auto"/>
       <w:contextualSpacing/>
@@ -2257,7 +2609,7 @@
     <w:basedOn w:val="DefaultParagraphFont"/>
     <w:link w:val="Title"/>
     <w:uiPriority w:val="10"/>
-    <w:rsid w:val="00DA36D5"/>
+    <w:rsid w:val="004454FB"/>
     <w:rPr>
       <w:rFonts w:asciiTheme="majorHAnsi" w:eastAsiaTheme="majorEastAsia" w:hAnsiTheme="majorHAnsi" w:cstheme="majorBidi"/>
       <w:spacing w:val="-10"/>
@@ -2273,7 +2625,7 @@
     <w:link w:val="SubtitleChar"/>
     <w:uiPriority w:val="11"/>
     <w:qFormat/>
-    <w:rsid w:val="00DA36D5"/>
+    <w:rsid w:val="004454FB"/>
     <w:pPr>
       <w:numPr>
         <w:ilvl w:val="1"/>
@@ -2292,7 +2644,7 @@
     <w:basedOn w:val="DefaultParagraphFont"/>
     <w:link w:val="Subtitle"/>
     <w:uiPriority w:val="11"/>
-    <w:rsid w:val="00DA36D5"/>
+    <w:rsid w:val="004454FB"/>
     <w:rPr>
       <w:rFonts w:eastAsiaTheme="majorEastAsia" w:cstheme="majorBidi"/>
       <w:color w:val="595959" w:themeColor="text1" w:themeTint="A6"/>
@@ -2308,7 +2660,7 @@
     <w:link w:val="QuoteChar"/>
     <w:uiPriority w:val="29"/>
     <w:qFormat/>
-    <w:rsid w:val="00DA36D5"/>
+    <w:rsid w:val="004454FB"/>
     <w:pPr>
       <w:spacing w:before="160"/>
       <w:jc w:val="center"/>
@@ -2324,7 +2676,7 @@
     <w:basedOn w:val="DefaultParagraphFont"/>
     <w:link w:val="Quote"/>
     <w:uiPriority w:val="29"/>
-    <w:rsid w:val="00DA36D5"/>
+    <w:rsid w:val="004454FB"/>
     <w:rPr>
       <w:i/>
       <w:iCs/>
@@ -2336,7 +2688,7 @@
     <w:basedOn w:val="Normal"/>
     <w:uiPriority w:val="34"/>
     <w:qFormat/>
-    <w:rsid w:val="00DA36D5"/>
+    <w:rsid w:val="004454FB"/>
     <w:pPr>
       <w:ind w:left="720"/>
       <w:contextualSpacing/>
@@ -2347,11 +2699,11 @@
     <w:basedOn w:val="DefaultParagraphFont"/>
     <w:uiPriority w:val="21"/>
     <w:qFormat/>
-    <w:rsid w:val="00DA36D5"/>
+    <w:rsid w:val="004454FB"/>
     <w:rPr>
       <w:i/>
       <w:iCs/>
-      <w:color w:val="2F5496" w:themeColor="accent1" w:themeShade="BF"/>
+      <w:color w:val="0F4761" w:themeColor="accent1" w:themeShade="BF"/>
     </w:rPr>
   </w:style>
   <w:style w:type="paragraph" w:styleId="IntenseQuote">
@@ -2361,11 +2713,11 @@
     <w:link w:val="IntenseQuoteChar"/>
     <w:uiPriority w:val="30"/>
     <w:qFormat/>
-    <w:rsid w:val="00DA36D5"/>
+    <w:rsid w:val="004454FB"/>
     <w:pPr>
       <w:pBdr>
-        <w:top w:val="single" w:sz="4" w:space="10" w:color="2F5496" w:themeColor="accent1" w:themeShade="BF"/>
-        <w:bottom w:val="single" w:sz="4" w:space="10" w:color="2F5496" w:themeColor="accent1" w:themeShade="BF"/>
+        <w:top w:val="single" w:sz="4" w:space="10" w:color="0F4761" w:themeColor="accent1" w:themeShade="BF"/>
+        <w:bottom w:val="single" w:sz="4" w:space="10" w:color="0F4761" w:themeColor="accent1" w:themeShade="BF"/>
       </w:pBdr>
       <w:spacing w:before="360" w:after="360"/>
       <w:ind w:left="864" w:right="864"/>
@@ -2374,7 +2726,7 @@
     <w:rPr>
       <w:i/>
       <w:iCs/>
-      <w:color w:val="2F5496" w:themeColor="accent1" w:themeShade="BF"/>
+      <w:color w:val="0F4761" w:themeColor="accent1" w:themeShade="BF"/>
     </w:rPr>
   </w:style>
   <w:style w:type="character" w:customStyle="1" w:styleId="IntenseQuoteChar">
@@ -2382,11 +2734,11 @@
     <w:basedOn w:val="DefaultParagraphFont"/>
     <w:link w:val="IntenseQuote"/>
     <w:uiPriority w:val="30"/>
-    <w:rsid w:val="00DA36D5"/>
+    <w:rsid w:val="004454FB"/>
     <w:rPr>
       <w:i/>
       <w:iCs/>
-      <w:color w:val="2F5496" w:themeColor="accent1" w:themeShade="BF"/>
+      <w:color w:val="0F4761" w:themeColor="accent1" w:themeShade="BF"/>
     </w:rPr>
   </w:style>
   <w:style w:type="character" w:styleId="IntenseReference">
@@ -2394,12 +2746,12 @@
     <w:basedOn w:val="DefaultParagraphFont"/>
     <w:uiPriority w:val="32"/>
     <w:qFormat/>
-    <w:rsid w:val="00DA36D5"/>
+    <w:rsid w:val="004454FB"/>
     <w:rPr>
       <w:b/>
       <w:bCs/>
       <w:smallCaps/>
-      <w:color w:val="2F5496" w:themeColor="accent1" w:themeShade="BF"/>
+      <w:color w:val="0F4761" w:themeColor="accent1" w:themeShade="BF"/>
       <w:spacing w:val="5"/>
     </w:rPr>
   </w:style>
@@ -2407,7 +2759,7 @@
     <w:name w:val="Table Grid"/>
     <w:basedOn w:val="TableNormal"/>
     <w:uiPriority w:val="39"/>
-    <w:rsid w:val="00653377"/>
+    <w:rsid w:val="004454FB"/>
     <w:pPr>
       <w:spacing w:after="0" w:line="240" w:lineRule="auto"/>
     </w:pPr>
@@ -2436,39 +2788,39 @@
         <a:sysClr val="window" lastClr="FFFFFF"/>
       </a:lt1>
       <a:dk2>
-        <a:srgbClr val="44546A"/>
+        <a:srgbClr val="0E2841"/>
       </a:dk2>
       <a:lt2>
-        <a:srgbClr val="E7E6E6"/>
+        <a:srgbClr val="E8E8E8"/>
       </a:lt2>
       <a:accent1>
-        <a:srgbClr val="4472C4"/>
+        <a:srgbClr val="156082"/>
       </a:accent1>
       <a:accent2>
-        <a:srgbClr val="ED7D31"/>
+        <a:srgbClr val="E97132"/>
       </a:accent2>
       <a:accent3>
-        <a:srgbClr val="A5A5A5"/>
+        <a:srgbClr val="196B24"/>
       </a:accent3>
       <a:accent4>
-        <a:srgbClr val="FFC000"/>
+        <a:srgbClr val="0F9ED5"/>
       </a:accent4>
       <a:accent5>
-        <a:srgbClr val="5B9BD5"/>
+        <a:srgbClr val="A02B93"/>
       </a:accent5>
       <a:accent6>
-        <a:srgbClr val="70AD47"/>
+        <a:srgbClr val="4EA72E"/>
       </a:accent6>
       <a:hlink>
-        <a:srgbClr val="0563C1"/>
+        <a:srgbClr val="467886"/>
       </a:hlink>
       <a:folHlink>
-        <a:srgbClr val="954F72"/>
+        <a:srgbClr val="96607D"/>
       </a:folHlink>
     </a:clrScheme>
     <a:fontScheme name="Office">
       <a:majorFont>
-        <a:latin typeface="Calibri Light" panose="020F0302020204030204"/>
+        <a:latin typeface="Aptos Display" panose="02110004020202020204"/>
         <a:ea typeface=""/>
         <a:cs typeface=""/>
         <a:font script="Jpan" typeface="游ゴシック Light"/>
@@ -2520,7 +2872,7 @@
         <a:font script="Tfng" typeface="Ebrima"/>
       </a:majorFont>
       <a:minorFont>
-        <a:latin typeface="Calibri" panose="020F0502020204030204"/>
+        <a:latin typeface="Aptos" panose="02110004020202020204"/>
         <a:ea typeface=""/>
         <a:cs typeface=""/>
         <a:font script="Jpan" typeface="游明朝"/>
@@ -2714,20 +3066,8 @@
   <a:extraClrSchemeLst/>
   <a:extLst>
     <a:ext uri="{05A4C25C-085E-4340-85A3-A5531E510DB2}">
-      <thm15:themeFamily xmlns:thm15="http://schemas.microsoft.com/office/thememl/2012/main" name="Office Theme" id="{62F939B6-93AF-4DB8-9C6B-D6C7DFDC589F}" vid="{4A3C46E8-61CC-4603-A589-7422A47A8E4A}"/>
+      <thm15:themeFamily xmlns:thm15="http://schemas.microsoft.com/office/thememl/2012/main" name="Office Theme" id="{2E142A2C-CD16-42D6-873A-C26D2A0506FA}" vid="{1BDDFF52-6CD6-40A5-AB3C-68EB2F1E4D0A}"/>
     </a:ext>
   </a:extLst>
 </a:theme>
-</file>
-
-<file path=customXml/item1.xml><?xml version="1.0" encoding="utf-8"?>
-<b:Sources xmlns:b="http://schemas.openxmlformats.org/officeDocument/2006/bibliography" xmlns="http://schemas.openxmlformats.org/officeDocument/2006/bibliography" SelectedStyle="\APASixthEditionOfficeOnline.xsl" StyleName="APA" Version="6"/>
-</file>
-
-<file path=customXml/itemProps1.xml><?xml version="1.0" encoding="utf-8"?>
-<ds:datastoreItem xmlns:ds="http://schemas.openxmlformats.org/officeDocument/2006/customXml" ds:itemID="{6784CA18-9138-4484-8B0B-38EC92D73A81}">
-  <ds:schemaRefs>
-    <ds:schemaRef ds:uri="http://schemas.openxmlformats.org/officeDocument/2006/bibliography"/>
-  </ds:schemaRefs>
-</ds:datastoreItem>
 </file>